--- a/러시아 인권변호사/2부/2부_7화_크릴로프의_제안.docx
+++ b/러시아 인권변호사/2부/2부_7화_크릴로프의_제안.docx
@@ -36,7 +36,7 @@
           <w:i w:val="0"/>
           <w:sz w:val="22"/>
         </w:rPr>
-        <w:t>세르게이 알렉산드로비치 크릴로프 장군(보안기관 간부, 최근 모스크바 중앙 기구로 승진) / 알렉세이 “료샤” 오를로프(«스베트» 대표) / 크릴로프의 비서(전화) / 올가 네스테로바(가택연금 중, 변호인과의 통화만 허용)</w:t>
+        <w:t>세르게이 알렉산드로비치 크릴로프 장군(보안기관 간부, 최근 모스크바 중앙 기구로 승진) / 알렉세이 “료샤” 오를로프(«스베트» 대표) / 카탸 리시나(자원활동가) / 크릴로프의 비서 / 올가 네스테로바(가택연금 중, 변호인과의 통화만 허용) / 파벨 그리신(료샤의 소꿉친구, 전화)</w:t>
       </w:r>
     </w:p>
     <w:p>
@@ -252,7 +252,7 @@
           <w:color w:val="1F3864"/>
           <w:sz w:val="26"/>
         </w:rPr>
-        <w:t>장면 2 — 크릴로프의 집무실</w:t>
+        <w:t>장면 2 — 사무실, 카탸</w:t>
       </w:r>
     </w:p>
     <w:p>
@@ -266,7 +266,7 @@
           <w:i w:val="0"/>
           <w:sz w:val="22"/>
         </w:rPr>
-        <w:t xml:space="preserve">Крылов: </w:t>
+        <w:t xml:space="preserve">Катя: </w:t>
       </w:r>
       <w:r>
         <w:rPr>
@@ -275,7 +275,7 @@
           <w:i w:val="0"/>
           <w:sz w:val="22"/>
         </w:rPr>
-        <w:t>Алексей Николаевич. Проходите, присаживайтесь. Наконец-то познакомимся лично, без посредников.</w:t>
+        <w:t>Алексей Николаевич, кто звонил? У вас лицо, как будто повестку принесли.</w:t>
       </w:r>
     </w:p>
     <w:p>
@@ -298,7 +298,7 @@
           <w:i w:val="0"/>
           <w:sz w:val="22"/>
         </w:rPr>
-        <w:t>Сергей Александрович. Не могу сказать, что мечтал об этой встрече.</w:t>
+        <w:t>Почти. Генерал Крылов приглашает на беседу. Завтра в десять.</w:t>
       </w:r>
     </w:p>
     <w:p>
@@ -312,7 +312,16 @@
           <w:i w:val="0"/>
           <w:sz w:val="22"/>
         </w:rPr>
-        <w:t xml:space="preserve">Крылов: </w:t>
+        <w:t xml:space="preserve">Катя: </w:t>
+      </w:r>
+      <w:r>
+        <w:rPr>
+          <w:rFonts w:ascii="Times New Roman" w:hAnsi="Times New Roman" w:eastAsia="Malgun Gothic"/>
+          <w:b w:val="0"/>
+          <w:i w:val="0"/>
+          <w:sz w:val="22"/>
+        </w:rPr>
+        <w:t xml:space="preserve">Крылов? Тот самый? </w:t>
       </w:r>
       <w:r>
         <w:rPr>
@@ -322,7 +331,7 @@
           <w:color w:val="555555"/>
           <w:sz w:val="22"/>
         </w:rPr>
-        <w:t>(усмехается)</w:t>
+        <w:t>(понижает голос)</w:t>
       </w:r>
       <w:r>
         <w:rPr>
@@ -331,7 +340,7 @@
           <w:i w:val="0"/>
           <w:sz w:val="22"/>
         </w:rPr>
-        <w:t xml:space="preserve"> Прямолинейный. Весь в Быкова. Как ваши дела, кстати? Слышал, «Свет» набирает обороты. Три тысячи человек на площади Революции — впечатляюще для организации, которой нет и полугода.</w:t>
+        <w:t xml:space="preserve"> Вам нельзя идти одному.</w:t>
       </w:r>
     </w:p>
     <w:p>
@@ -354,7 +363,7 @@
           <w:i w:val="0"/>
           <w:sz w:val="22"/>
         </w:rPr>
-        <w:t>Слышал, вас повысили. Поздравлять не буду.</w:t>
+        <w:t>Это не допрос, Катя. Это «беседа». На беседу с адвокатом не ходят.</w:t>
       </w:r>
     </w:p>
     <w:p>
@@ -368,7 +377,7 @@
           <w:i w:val="0"/>
           <w:sz w:val="22"/>
         </w:rPr>
-        <w:t xml:space="preserve">Крылов: </w:t>
+        <w:t xml:space="preserve">Катя: </w:t>
       </w:r>
       <w:r>
         <w:rPr>
@@ -377,7 +386,7 @@
           <w:i w:val="0"/>
           <w:sz w:val="22"/>
         </w:rPr>
-        <w:t>И не надо.</w:t>
+        <w:t>Тогда хотя бы оставьте мне адрес. И если в двенадцать не позвоните — я звоню Дарье Игоревне, Акимову и во все редакции по списку.</w:t>
       </w:r>
     </w:p>
     <w:p>
@@ -392,38 +401,6 @@
           <w:sz w:val="22"/>
         </w:rPr>
         <w:t xml:space="preserve">Лёша: </w:t>
-      </w:r>
-      <w:r>
-        <w:rPr>
-          <w:rFonts w:ascii="Times New Roman" w:hAnsi="Times New Roman" w:eastAsia="Malgun Gothic"/>
-          <w:b w:val="0"/>
-          <w:i w:val="0"/>
-          <w:sz w:val="22"/>
-        </w:rPr>
-        <w:t>Вас перевели из-за Быкова? Слишком много шума в Новокруцке?</w:t>
-      </w:r>
-    </w:p>
-    <w:p>
-      <w:pPr>
-        <w:spacing w:before="0" w:after="110" w:line="300" w:lineRule="auto"/>
-      </w:pPr>
-      <w:r>
-        <w:rPr>
-          <w:rFonts w:ascii="Times New Roman" w:hAnsi="Times New Roman" w:eastAsia="Malgun Gothic"/>
-          <w:b/>
-          <w:i w:val="0"/>
-          <w:sz w:val="22"/>
-        </w:rPr>
-        <w:t xml:space="preserve">Крылов: </w:t>
-      </w:r>
-      <w:r>
-        <w:rPr>
-          <w:rFonts w:ascii="Times New Roman" w:hAnsi="Times New Roman" w:eastAsia="Malgun Gothic"/>
-          <w:b w:val="0"/>
-          <w:i w:val="0"/>
-          <w:sz w:val="22"/>
-        </w:rPr>
-        <w:t xml:space="preserve">Меня перевели, потому что я хорошо работаю. А шум, Алексей Николаевич, — это как раз то, отсутствие чего и есть моя работа. </w:t>
       </w:r>
       <w:r>
         <w:rPr>
@@ -433,7 +410,7 @@
           <w:color w:val="555555"/>
           <w:sz w:val="22"/>
         </w:rPr>
-        <w:t>(усмехается)</w:t>
+        <w:t>(улыбается)</w:t>
       </w:r>
       <w:r>
         <w:rPr>
@@ -442,7 +419,67 @@
           <w:i w:val="0"/>
           <w:sz w:val="22"/>
         </w:rPr>
-        <w:t xml:space="preserve"> А повышение в нашей системе — это просто кабинет побольше и окна на другую сторону. </w:t>
+        <w:t xml:space="preserve"> Ты составила такой список?</w:t>
+      </w:r>
+    </w:p>
+    <w:p>
+      <w:pPr>
+        <w:spacing w:before="0" w:after="110" w:line="300" w:lineRule="auto"/>
+      </w:pPr>
+      <w:r>
+        <w:rPr>
+          <w:rFonts w:ascii="Times New Roman" w:hAnsi="Times New Roman" w:eastAsia="Malgun Gothic"/>
+          <w:b/>
+          <w:i w:val="0"/>
+          <w:sz w:val="22"/>
+        </w:rPr>
+        <w:t xml:space="preserve">Катя: </w:t>
+      </w:r>
+      <w:r>
+        <w:rPr>
+          <w:rFonts w:ascii="Times New Roman" w:hAnsi="Times New Roman" w:eastAsia="Malgun Gothic"/>
+          <w:b w:val="0"/>
+          <w:i w:val="0"/>
+          <w:sz w:val="22"/>
+        </w:rPr>
+        <w:t>Ещё после ареста Ольги Викторовны. На всякий случай.</w:t>
+      </w:r>
+    </w:p>
+    <w:p>
+      <w:pPr>
+        <w:spacing w:before="0" w:after="110" w:line="300" w:lineRule="auto"/>
+      </w:pPr>
+      <w:r>
+        <w:rPr>
+          <w:rFonts w:ascii="Times New Roman" w:hAnsi="Times New Roman" w:eastAsia="Malgun Gothic"/>
+          <w:b/>
+          <w:i w:val="0"/>
+          <w:sz w:val="22"/>
+        </w:rPr>
+        <w:t xml:space="preserve">Лёша: </w:t>
+      </w:r>
+      <w:r>
+        <w:rPr>
+          <w:rFonts w:ascii="Times New Roman" w:hAnsi="Times New Roman" w:eastAsia="Malgun Gothic"/>
+          <w:b w:val="0"/>
+          <w:i w:val="0"/>
+          <w:sz w:val="22"/>
+        </w:rPr>
+        <w:t>Хорошо. В двенадцать. Если не позвоню — действуй по списку.</w:t>
+      </w:r>
+    </w:p>
+    <w:p>
+      <w:pPr>
+        <w:spacing w:before="0" w:after="110" w:line="300" w:lineRule="auto"/>
+      </w:pPr>
+      <w:r>
+        <w:rPr>
+          <w:rFonts w:ascii="Times New Roman" w:hAnsi="Times New Roman" w:eastAsia="Malgun Gothic"/>
+          <w:b/>
+          <w:i w:val="0"/>
+          <w:sz w:val="22"/>
+        </w:rPr>
+        <w:t xml:space="preserve">Катя: </w:t>
       </w:r>
       <w:r>
         <w:rPr>
@@ -452,7 +489,7 @@
           <w:color w:val="555555"/>
           <w:sz w:val="22"/>
         </w:rPr>
-        <w:t>(показывает на окно)</w:t>
+        <w:t>(тихо)</w:t>
       </w:r>
       <w:r>
         <w:rPr>
@@ -461,53 +498,7 @@
           <w:i w:val="0"/>
           <w:sz w:val="22"/>
         </w:rPr>
-        <w:t xml:space="preserve"> Отсюда, кстати, прекрасно видна та самая площадь.</w:t>
-      </w:r>
-    </w:p>
-    <w:p>
-      <w:pPr>
-        <w:spacing w:before="0" w:after="110" w:line="300" w:lineRule="auto"/>
-      </w:pPr>
-      <w:r>
-        <w:rPr>
-          <w:rFonts w:ascii="Times New Roman" w:hAnsi="Times New Roman" w:eastAsia="Malgun Gothic"/>
-          <w:b/>
-          <w:i w:val="0"/>
-          <w:sz w:val="22"/>
-        </w:rPr>
-        <w:t xml:space="preserve">Лёша: </w:t>
-      </w:r>
-      <w:r>
-        <w:rPr>
-          <w:rFonts w:ascii="Times New Roman" w:hAnsi="Times New Roman" w:eastAsia="Malgun Gothic"/>
-          <w:b w:val="0"/>
-          <w:i w:val="0"/>
-          <w:sz w:val="22"/>
-        </w:rPr>
-        <w:t>К делу, Сергей Александрович. У меня плотный график.</w:t>
-      </w:r>
-    </w:p>
-    <w:p>
-      <w:pPr>
-        <w:spacing w:before="0" w:after="110" w:line="300" w:lineRule="auto"/>
-      </w:pPr>
-      <w:r>
-        <w:rPr>
-          <w:rFonts w:ascii="Times New Roman" w:hAnsi="Times New Roman" w:eastAsia="Malgun Gothic"/>
-          <w:b/>
-          <w:i w:val="0"/>
-          <w:sz w:val="22"/>
-        </w:rPr>
-        <w:t xml:space="preserve">Крылов: </w:t>
-      </w:r>
-      <w:r>
-        <w:rPr>
-          <w:rFonts w:ascii="Times New Roman" w:hAnsi="Times New Roman" w:eastAsia="Malgun Gothic"/>
-          <w:b w:val="0"/>
-          <w:i w:val="0"/>
-          <w:sz w:val="22"/>
-        </w:rPr>
-        <w:t>Хорошо. К делу.</w:t>
+        <w:t xml:space="preserve"> Лучше позвоните в одиннадцать пятьдесят девять. Чтобы я не успела испугаться.</w:t>
       </w:r>
     </w:p>
     <w:p>
@@ -523,7 +514,7 @@
           <w:color w:val="1F3864"/>
           <w:sz w:val="26"/>
         </w:rPr>
-        <w:t>장면 3 — 제안</w:t>
+        <w:t>장면 3 — 크릴로프의 집무실</w:t>
       </w:r>
     </w:p>
     <w:p>
@@ -546,7 +537,7 @@
           <w:i w:val="0"/>
           <w:sz w:val="22"/>
         </w:rPr>
-        <w:t>Ольга Нестерова. Дело серьёзное — организация массовых беспорядков. Реальный срок, Алексей Николаевич. Пять, может, семь лет.</w:t>
+        <w:t>Алексей Николаевич. Проходите, присаживайтесь. Наконец-то познакомимся лично, без посредников.</w:t>
       </w:r>
     </w:p>
     <w:p>
@@ -569,7 +560,7 @@
           <w:i w:val="0"/>
           <w:sz w:val="22"/>
         </w:rPr>
-        <w:t>Обвинение сфабриковано. Она мирно стояла на дороге.</w:t>
+        <w:t>Сергей Александрович. Не могу сказать, что мечтал об этой встрече.</w:t>
       </w:r>
     </w:p>
     <w:p>
@@ -592,7 +583,7 @@
           <w:i w:val="0"/>
           <w:sz w:val="22"/>
         </w:rPr>
-        <w:t>Формулировки в законе довольно гибкие, когда нужно. Кстати, вы ведь не думаете, что домашний арест вместо СИЗО выиграли одним красноречием?</w:t>
+        <w:t>Чаю? Или вы из принципа ничего не пьёте в этом здании?</w:t>
       </w:r>
     </w:p>
     <w:p>
@@ -607,6 +598,29 @@
           <w:sz w:val="22"/>
         </w:rPr>
         <w:t xml:space="preserve">Лёша: </w:t>
+      </w:r>
+      <w:r>
+        <w:rPr>
+          <w:rFonts w:ascii="Times New Roman" w:hAnsi="Times New Roman" w:eastAsia="Malgun Gothic"/>
+          <w:b w:val="0"/>
+          <w:i w:val="0"/>
+          <w:sz w:val="22"/>
+        </w:rPr>
+        <w:t>Из принципа. И из осторожности.</w:t>
+      </w:r>
+    </w:p>
+    <w:p>
+      <w:pPr>
+        <w:spacing w:before="0" w:after="110" w:line="300" w:lineRule="auto"/>
+      </w:pPr>
+      <w:r>
+        <w:rPr>
+          <w:rFonts w:ascii="Times New Roman" w:hAnsi="Times New Roman" w:eastAsia="Malgun Gothic"/>
+          <w:b/>
+          <w:i w:val="0"/>
+          <w:sz w:val="22"/>
+        </w:rPr>
+        <w:t xml:space="preserve">Крылов: </w:t>
       </w:r>
       <w:r>
         <w:rPr>
@@ -616,7 +630,7 @@
           <w:color w:val="555555"/>
           <w:sz w:val="22"/>
         </w:rPr>
-        <w:t>(пауза)</w:t>
+        <w:t>(наливает себе)</w:t>
       </w:r>
       <w:r>
         <w:rPr>
@@ -625,7 +639,7 @@
           <w:i w:val="0"/>
           <w:sz w:val="22"/>
         </w:rPr>
-        <w:t xml:space="preserve"> Что вы хотите сказать?</w:t>
+        <w:t xml:space="preserve"> Разумно. Быков тоже никогда у меня не пил. Ни разу. Я даже начал думать, что он чай вообще не любит.</w:t>
       </w:r>
     </w:p>
     <w:p>
@@ -639,7 +653,7 @@
           <w:i w:val="0"/>
           <w:sz w:val="22"/>
         </w:rPr>
-        <w:t xml:space="preserve">Крылов: </w:t>
+        <w:t xml:space="preserve">Лёша: </w:t>
       </w:r>
       <w:r>
         <w:rPr>
@@ -648,7 +662,7 @@
           <w:i w:val="0"/>
           <w:sz w:val="22"/>
         </w:rPr>
-        <w:t>Ничего. Считайте это авансом. Впрочем, я здесь не для того, чтобы спорить о юридических тонкостях. Я здесь, чтобы предложить вам выход.</w:t>
+        <w:t>Он любил. Просто не у вас.</w:t>
       </w:r>
     </w:p>
     <w:p>
@@ -662,7 +676,17 @@
           <w:i w:val="0"/>
           <w:sz w:val="22"/>
         </w:rPr>
-        <w:t xml:space="preserve">Лёша: </w:t>
+        <w:t xml:space="preserve">Крылов: </w:t>
+      </w:r>
+      <w:r>
+        <w:rPr>
+          <w:rFonts w:ascii="Times New Roman" w:hAnsi="Times New Roman" w:eastAsia="Malgun Gothic"/>
+          <w:b w:val="0"/>
+          <w:i/>
+          <w:color w:val="555555"/>
+          <w:sz w:val="22"/>
+        </w:rPr>
+        <w:t>(усмехается)</w:t>
       </w:r>
       <w:r>
         <w:rPr>
@@ -671,7 +695,7 @@
           <w:i w:val="0"/>
           <w:sz w:val="22"/>
         </w:rPr>
-        <w:t>Какой выход?</w:t>
+        <w:t xml:space="preserve"> Прямолинейный. Весь в Быкова. Как ваши дела, кстати? Слышал, «Свет» набирает обороты. Три тысячи человек на площади Революции — впечатляюще для организации, которой нет и полугода.</w:t>
       </w:r>
     </w:p>
     <w:p>
@@ -685,7 +709,7 @@
           <w:i w:val="0"/>
           <w:sz w:val="22"/>
         </w:rPr>
-        <w:t xml:space="preserve">Крылов: </w:t>
+        <w:t xml:space="preserve">Лёша: </w:t>
       </w:r>
       <w:r>
         <w:rPr>
@@ -694,7 +718,7 @@
           <w:i w:val="0"/>
           <w:sz w:val="22"/>
         </w:rPr>
-        <w:t>Дело Нестеровой можно… переквалифицировать. Административное правонарушение вместо уголовного срока. Штраф, не более того.</w:t>
+        <w:t>Слышал, вас повысили. Поздравлять не буду.</w:t>
       </w:r>
     </w:p>
     <w:p>
@@ -708,7 +732,7 @@
           <w:i w:val="0"/>
           <w:sz w:val="22"/>
         </w:rPr>
-        <w:t xml:space="preserve">Лёша: </w:t>
+        <w:t xml:space="preserve">Крылов: </w:t>
       </w:r>
       <w:r>
         <w:rPr>
@@ -717,7 +741,7 @@
           <w:i w:val="0"/>
           <w:sz w:val="22"/>
         </w:rPr>
-        <w:t>В обмен на что?</w:t>
+        <w:t>И не надо.</w:t>
       </w:r>
     </w:p>
     <w:p>
@@ -731,7 +755,7 @@
           <w:i w:val="0"/>
           <w:sz w:val="22"/>
         </w:rPr>
-        <w:t xml:space="preserve">Крылов: </w:t>
+        <w:t xml:space="preserve">Лёша: </w:t>
       </w:r>
       <w:r>
         <w:rPr>
@@ -740,7 +764,7 @@
           <w:i w:val="0"/>
           <w:sz w:val="22"/>
         </w:rPr>
-        <w:t>На сотрудничество. Ничего драматичного — просто держите меня в курсе планов «Света». Заранее, до митингов, до публикаций. Небольшое окно, чтобы мы могли… реагировать спокойно, без эксцессов с обеих сторон.</w:t>
+        <w:t>Откуда вы знаете, что «Свету» нет и полугода? Дату регистрации мы не афишировали.</w:t>
       </w:r>
     </w:p>
     <w:p>
@@ -754,7 +778,7 @@
           <w:i w:val="0"/>
           <w:sz w:val="22"/>
         </w:rPr>
-        <w:t xml:space="preserve">Лёша: </w:t>
+        <w:t xml:space="preserve">Крылов: </w:t>
       </w:r>
       <w:r>
         <w:rPr>
@@ -763,7 +787,7 @@
           <w:i w:val="0"/>
           <w:sz w:val="22"/>
         </w:rPr>
-        <w:t>Вы предлагаете мне стать информатором.</w:t>
+        <w:t>Минюст публикует реестр, Алексей Николаевич. Вы слишком плохо думаете о нашей открытости.</w:t>
       </w:r>
     </w:p>
     <w:p>
@@ -777,7 +801,7 @@
           <w:i w:val="0"/>
           <w:sz w:val="22"/>
         </w:rPr>
-        <w:t xml:space="preserve">Крылов: </w:t>
+        <w:t xml:space="preserve">Лёша: </w:t>
       </w:r>
       <w:r>
         <w:rPr>
@@ -786,7 +810,160 @@
           <w:i w:val="0"/>
           <w:sz w:val="22"/>
         </w:rPr>
-        <w:t>Я предлагаю вам спасти близкого человека от семи лет колонии. Называйте это как хотите.</w:t>
+        <w:t>Вас перевели из-за Быкова? Слишком много шума в Новокруцке?</w:t>
+      </w:r>
+    </w:p>
+    <w:p>
+      <w:pPr>
+        <w:spacing w:before="0" w:after="110" w:line="300" w:lineRule="auto"/>
+      </w:pPr>
+      <w:r>
+        <w:rPr>
+          <w:rFonts w:ascii="Times New Roman" w:hAnsi="Times New Roman" w:eastAsia="Malgun Gothic"/>
+          <w:b/>
+          <w:i w:val="0"/>
+          <w:sz w:val="22"/>
+        </w:rPr>
+        <w:t xml:space="preserve">Крылов: </w:t>
+      </w:r>
+      <w:r>
+        <w:rPr>
+          <w:rFonts w:ascii="Times New Roman" w:hAnsi="Times New Roman" w:eastAsia="Malgun Gothic"/>
+          <w:b w:val="0"/>
+          <w:i w:val="0"/>
+          <w:sz w:val="22"/>
+        </w:rPr>
+        <w:t xml:space="preserve">Меня перевели, потому что я хорошо работаю. А шум, Алексей Николаевич, — это как раз то, отсутствие чего и есть моя работа. </w:t>
+      </w:r>
+      <w:r>
+        <w:rPr>
+          <w:rFonts w:ascii="Times New Roman" w:hAnsi="Times New Roman" w:eastAsia="Malgun Gothic"/>
+          <w:b w:val="0"/>
+          <w:i/>
+          <w:color w:val="555555"/>
+          <w:sz w:val="22"/>
+        </w:rPr>
+        <w:t>(усмехается)</w:t>
+      </w:r>
+      <w:r>
+        <w:rPr>
+          <w:rFonts w:ascii="Times New Roman" w:hAnsi="Times New Roman" w:eastAsia="Malgun Gothic"/>
+          <w:b w:val="0"/>
+          <w:i w:val="0"/>
+          <w:sz w:val="22"/>
+        </w:rPr>
+        <w:t xml:space="preserve"> А повышение в нашей системе — это просто кабинет побольше и окна на другую сторону. </w:t>
+      </w:r>
+      <w:r>
+        <w:rPr>
+          <w:rFonts w:ascii="Times New Roman" w:hAnsi="Times New Roman" w:eastAsia="Malgun Gothic"/>
+          <w:b w:val="0"/>
+          <w:i/>
+          <w:color w:val="555555"/>
+          <w:sz w:val="22"/>
+        </w:rPr>
+        <w:t>(показывает на окно)</w:t>
+      </w:r>
+      <w:r>
+        <w:rPr>
+          <w:rFonts w:ascii="Times New Roman" w:hAnsi="Times New Roman" w:eastAsia="Malgun Gothic"/>
+          <w:b w:val="0"/>
+          <w:i w:val="0"/>
+          <w:sz w:val="22"/>
+        </w:rPr>
+        <w:t xml:space="preserve"> Отсюда, кстати, прекрасно видна та самая площадь.</w:t>
+      </w:r>
+    </w:p>
+    <w:p>
+      <w:pPr>
+        <w:spacing w:before="0" w:after="110" w:line="300" w:lineRule="auto"/>
+      </w:pPr>
+      <w:r>
+        <w:rPr>
+          <w:rFonts w:ascii="Times New Roman" w:hAnsi="Times New Roman" w:eastAsia="Malgun Gothic"/>
+          <w:b/>
+          <w:i w:val="0"/>
+          <w:sz w:val="22"/>
+        </w:rPr>
+        <w:t xml:space="preserve">Лёша: </w:t>
+      </w:r>
+      <w:r>
+        <w:rPr>
+          <w:rFonts w:ascii="Times New Roman" w:hAnsi="Times New Roman" w:eastAsia="Malgun Gothic"/>
+          <w:b w:val="0"/>
+          <w:i w:val="0"/>
+          <w:sz w:val="22"/>
+        </w:rPr>
+        <w:t>И часто вы любуетесь площадью?</w:t>
+      </w:r>
+    </w:p>
+    <w:p>
+      <w:pPr>
+        <w:spacing w:before="0" w:after="110" w:line="300" w:lineRule="auto"/>
+      </w:pPr>
+      <w:r>
+        <w:rPr>
+          <w:rFonts w:ascii="Times New Roman" w:hAnsi="Times New Roman" w:eastAsia="Malgun Gothic"/>
+          <w:b/>
+          <w:i w:val="0"/>
+          <w:sz w:val="22"/>
+        </w:rPr>
+        <w:t xml:space="preserve">Крылов: </w:t>
+      </w:r>
+      <w:r>
+        <w:rPr>
+          <w:rFonts w:ascii="Times New Roman" w:hAnsi="Times New Roman" w:eastAsia="Malgun Gothic"/>
+          <w:b w:val="0"/>
+          <w:i w:val="0"/>
+          <w:sz w:val="22"/>
+        </w:rPr>
+        <w:t>Каждый раз, когда там собирается больше тысячи человек. В последний раз — почти пять. Я считал вместе с вами, Алексей Николаевич.</w:t>
+      </w:r>
+    </w:p>
+    <w:p>
+      <w:pPr>
+        <w:spacing w:before="0" w:after="110" w:line="300" w:lineRule="auto"/>
+      </w:pPr>
+      <w:r>
+        <w:rPr>
+          <w:rFonts w:ascii="Times New Roman" w:hAnsi="Times New Roman" w:eastAsia="Malgun Gothic"/>
+          <w:b/>
+          <w:i w:val="0"/>
+          <w:sz w:val="22"/>
+        </w:rPr>
+        <w:t xml:space="preserve">Лёша: </w:t>
+      </w:r>
+      <w:r>
+        <w:rPr>
+          <w:rFonts w:ascii="Times New Roman" w:hAnsi="Times New Roman" w:eastAsia="Malgun Gothic"/>
+          <w:b w:val="0"/>
+          <w:i w:val="0"/>
+          <w:sz w:val="22"/>
+        </w:rPr>
+        <w:t>К делу, Сергей Александрович. У меня плотный график.</w:t>
+      </w:r>
+    </w:p>
+    <w:p>
+      <w:pPr>
+        <w:spacing w:before="0" w:after="110" w:line="300" w:lineRule="auto"/>
+      </w:pPr>
+      <w:r>
+        <w:rPr>
+          <w:rFonts w:ascii="Times New Roman" w:hAnsi="Times New Roman" w:eastAsia="Malgun Gothic"/>
+          <w:b/>
+          <w:i w:val="0"/>
+          <w:sz w:val="22"/>
+        </w:rPr>
+        <w:t xml:space="preserve">Крылов: </w:t>
+      </w:r>
+      <w:r>
+        <w:rPr>
+          <w:rFonts w:ascii="Times New Roman" w:hAnsi="Times New Roman" w:eastAsia="Malgun Gothic"/>
+          <w:b w:val="0"/>
+          <w:i w:val="0"/>
+          <w:sz w:val="22"/>
+        </w:rPr>
+        <w:t>Хорошо. К делу.</w:t>
       </w:r>
     </w:p>
     <w:p>
@@ -802,7 +979,76 @@
           <w:color w:val="1F3864"/>
           <w:sz w:val="26"/>
         </w:rPr>
-        <w:t>장면 4 — 료샤의 내적 갈등</w:t>
+        <w:t>장면 4 — 제안</w:t>
+      </w:r>
+    </w:p>
+    <w:p>
+      <w:pPr>
+        <w:spacing w:before="0" w:after="110" w:line="300" w:lineRule="auto"/>
+      </w:pPr>
+      <w:r>
+        <w:rPr>
+          <w:rFonts w:ascii="Times New Roman" w:hAnsi="Times New Roman" w:eastAsia="Malgun Gothic"/>
+          <w:b/>
+          <w:i w:val="0"/>
+          <w:sz w:val="22"/>
+        </w:rPr>
+        <w:t xml:space="preserve">Крылов: </w:t>
+      </w:r>
+      <w:r>
+        <w:rPr>
+          <w:rFonts w:ascii="Times New Roman" w:hAnsi="Times New Roman" w:eastAsia="Malgun Gothic"/>
+          <w:b w:val="0"/>
+          <w:i w:val="0"/>
+          <w:sz w:val="22"/>
+        </w:rPr>
+        <w:t>Ольга Нестерова. Дело серьёзное — организация массовых беспорядков. Реальный срок, Алексей Николаевич. Пять, может, семь лет.</w:t>
+      </w:r>
+    </w:p>
+    <w:p>
+      <w:pPr>
+        <w:spacing w:before="0" w:after="110" w:line="300" w:lineRule="auto"/>
+      </w:pPr>
+      <w:r>
+        <w:rPr>
+          <w:rFonts w:ascii="Times New Roman" w:hAnsi="Times New Roman" w:eastAsia="Malgun Gothic"/>
+          <w:b/>
+          <w:i w:val="0"/>
+          <w:sz w:val="22"/>
+        </w:rPr>
+        <w:t xml:space="preserve">Лёша: </w:t>
+      </w:r>
+      <w:r>
+        <w:rPr>
+          <w:rFonts w:ascii="Times New Roman" w:hAnsi="Times New Roman" w:eastAsia="Malgun Gothic"/>
+          <w:b w:val="0"/>
+          <w:i w:val="0"/>
+          <w:sz w:val="22"/>
+        </w:rPr>
+        <w:t>Обвинение сфабриковано. Она мирно стояла на дороге.</w:t>
+      </w:r>
+    </w:p>
+    <w:p>
+      <w:pPr>
+        <w:spacing w:before="0" w:after="110" w:line="300" w:lineRule="auto"/>
+      </w:pPr>
+      <w:r>
+        <w:rPr>
+          <w:rFonts w:ascii="Times New Roman" w:hAnsi="Times New Roman" w:eastAsia="Malgun Gothic"/>
+          <w:b/>
+          <w:i w:val="0"/>
+          <w:sz w:val="22"/>
+        </w:rPr>
+        <w:t xml:space="preserve">Крылов: </w:t>
+      </w:r>
+      <w:r>
+        <w:rPr>
+          <w:rFonts w:ascii="Times New Roman" w:hAnsi="Times New Roman" w:eastAsia="Malgun Gothic"/>
+          <w:b w:val="0"/>
+          <w:i w:val="0"/>
+          <w:sz w:val="22"/>
+        </w:rPr>
+        <w:t>Формулировки в законе довольно гибкие, когда нужно. Кстати, вы ведь не думаете, что домашний арест вместо СИЗО выиграли одним красноречием?</w:t>
       </w:r>
     </w:p>
     <w:p>
@@ -826,7 +1072,7 @@
           <w:color w:val="555555"/>
           <w:sz w:val="22"/>
         </w:rPr>
-        <w:t>(долгая пауза)</w:t>
+        <w:t>(пауза)</w:t>
       </w:r>
       <w:r>
         <w:rPr>
@@ -835,7 +1081,7 @@
           <w:i w:val="0"/>
           <w:sz w:val="22"/>
         </w:rPr>
-        <w:t xml:space="preserve"> А если я откажусь?</w:t>
+        <w:t xml:space="preserve"> Что вы хотите сказать?</w:t>
       </w:r>
     </w:p>
     <w:p>
@@ -858,7 +1104,7 @@
           <w:i w:val="0"/>
           <w:sz w:val="22"/>
         </w:rPr>
-        <w:t>Тогда дело Нестеровой пойдёт своим чередом. И, честно говоря, вслед за ним могут пойти и другие дела. У вашей организации наверняка найдутся нарушения — все организации что-то нарушают, если приглядеться.</w:t>
+        <w:t>Ничего. Считайте это авансом. Впрочем, я здесь не для того, чтобы спорить о юридических тонкостях. Я здесь, чтобы предложить вам выход.</w:t>
       </w:r>
     </w:p>
     <w:p>
@@ -881,7 +1127,7 @@
           <w:i w:val="0"/>
           <w:sz w:val="22"/>
         </w:rPr>
-        <w:t>Это шантаж.</w:t>
+        <w:t>Какой выход?</w:t>
       </w:r>
     </w:p>
     <w:p>
@@ -904,7 +1150,7 @@
           <w:i w:val="0"/>
           <w:sz w:val="22"/>
         </w:rPr>
-        <w:t>Это реальность, в которой мы оба работаем. Я не создавал эту систему, молодой человек. Я просто в ней живу — как и вы, хотите вы того или нет.</w:t>
+        <w:t>Дело Нестеровой можно… переквалифицировать. Административное правонарушение вместо уголовного срока. Штраф, не более того.</w:t>
       </w:r>
     </w:p>
     <w:p>
@@ -927,7 +1173,7 @@
           <w:i w:val="0"/>
           <w:sz w:val="22"/>
         </w:rPr>
-        <w:t>Ваш однофамилец описал эту реальность двести лет назад: «У сильного всегда бессильный виноват».</w:t>
+        <w:t>Переквалификация — это решение следствия и прокуратуры. Не ваше.</w:t>
       </w:r>
     </w:p>
     <w:p>
@@ -951,7 +1197,7 @@
           <w:color w:val="555555"/>
           <w:sz w:val="22"/>
         </w:rPr>
-        <w:t>(с интересом)</w:t>
+        <w:t>(терпеливо)</w:t>
       </w:r>
       <w:r>
         <w:rPr>
@@ -960,7 +1206,7 @@
           <w:i w:val="0"/>
           <w:sz w:val="22"/>
         </w:rPr>
-        <w:t xml:space="preserve"> Иван Андреевич? Однофамилец, не родственник. Хотя басни его я ценю. В них каждый зверь знает своё место. И ягнёнок, заметьте, погибает не потому, что волк злой, а потому, что пришёл пить не к тому ручью.</w:t>
+        <w:t xml:space="preserve"> Формально — не моё. Вы ведь уже поняли, что формальности в нашей стране — это то, чем занимаются, пока не договорились по существу?</w:t>
       </w:r>
     </w:p>
     <w:p>
@@ -983,7 +1229,7 @@
           <w:i w:val="0"/>
           <w:sz w:val="22"/>
         </w:rPr>
-        <w:t>Виктор Петрович тоже пришёл «не к тому ручью». И умер из-за этого.</w:t>
+        <w:t>Я юрист. Для меня формальности — и есть существо.</w:t>
       </w:r>
     </w:p>
     <w:p>
@@ -998,6 +1244,38 @@
           <w:sz w:val="22"/>
         </w:rPr>
         <w:t xml:space="preserve">Крылов: </w:t>
+      </w:r>
+      <w:r>
+        <w:rPr>
+          <w:rFonts w:ascii="Times New Roman" w:hAnsi="Times New Roman" w:eastAsia="Malgun Gothic"/>
+          <w:b w:val="0"/>
+          <w:i w:val="0"/>
+          <w:sz w:val="22"/>
+        </w:rPr>
+        <w:t>Быков говорил так же. Когда-то. Потом перестал.</w:t>
+      </w:r>
+    </w:p>
+    <w:p>
+      <w:pPr>
+        <w:spacing w:before="0" w:after="110" w:line="300" w:lineRule="auto"/>
+      </w:pPr>
+      <w:r>
+        <w:rPr>
+          <w:rFonts w:ascii="Times New Roman" w:hAnsi="Times New Roman" w:eastAsia="Malgun Gothic"/>
+          <w:b/>
+          <w:i w:val="0"/>
+          <w:sz w:val="22"/>
+        </w:rPr>
+        <w:t xml:space="preserve">Лёша: </w:t>
+      </w:r>
+      <w:r>
+        <w:rPr>
+          <w:rFonts w:ascii="Times New Roman" w:hAnsi="Times New Roman" w:eastAsia="Malgun Gothic"/>
+          <w:b w:val="0"/>
+          <w:i w:val="0"/>
+          <w:sz w:val="22"/>
+        </w:rPr>
+        <w:t xml:space="preserve">Он не перестал. Он просто перестал говорить это вам. </w:t>
       </w:r>
       <w:r>
         <w:rPr>
@@ -1007,7 +1285,7 @@
           <w:color w:val="555555"/>
           <w:sz w:val="22"/>
         </w:rPr>
-        <w:t>(пауза, что-то мелькает в лице)</w:t>
+        <w:t>(пауза)</w:t>
       </w:r>
       <w:r>
         <w:rPr>
@@ -1016,7 +1294,7 @@
           <w:i w:val="0"/>
           <w:sz w:val="22"/>
         </w:rPr>
-        <w:t xml:space="preserve"> Быков сделал свой выбор тридцать пять лет назад. Сорок раз мог остановиться — и не остановился. Я его уважал, Алексей Николаевич, несмотря ни на что.</w:t>
+        <w:t xml:space="preserve"> Хорошо. В обмен на что?</w:t>
       </w:r>
     </w:p>
     <w:p>
@@ -1030,7 +1308,7 @@
           <w:i w:val="0"/>
           <w:sz w:val="22"/>
         </w:rPr>
-        <w:t xml:space="preserve">Лёша: </w:t>
+        <w:t xml:space="preserve">Крылов: </w:t>
       </w:r>
       <w:r>
         <w:rPr>
@@ -1039,7 +1317,7 @@
           <w:i w:val="0"/>
           <w:sz w:val="22"/>
         </w:rPr>
-        <w:t>Тогда почему вы позволили ему умереть? Восемь дней в камере, побои, четыре дня без лекарств от давления. Он умер в тот же вечер, когда его выпустили.</w:t>
+        <w:t>На сотрудничество. Ничего драматичного — просто держите меня в курсе планов «Света». Заранее, до митингов, до публикаций. Небольшое окно, чтобы мы могли… реагировать спокойно, без эксцессов с обеих сторон.</w:t>
       </w:r>
     </w:p>
     <w:p>
@@ -1053,7 +1331,7 @@
           <w:i w:val="0"/>
           <w:sz w:val="22"/>
         </w:rPr>
-        <w:t xml:space="preserve">Крылов: </w:t>
+        <w:t xml:space="preserve">Лёша: </w:t>
       </w:r>
       <w:r>
         <w:rPr>
@@ -1062,17 +1340,21 @@
           <w:i w:val="0"/>
           <w:sz w:val="22"/>
         </w:rPr>
-        <w:t xml:space="preserve">Я не отдавал такого приказа. </w:t>
-      </w:r>
-      <w:r>
-        <w:rPr>
-          <w:rFonts w:ascii="Times New Roman" w:hAnsi="Times New Roman" w:eastAsia="Malgun Gothic"/>
-          <w:b w:val="0"/>
-          <w:i/>
-          <w:color w:val="555555"/>
-          <w:sz w:val="22"/>
-        </w:rPr>
-        <w:t>(пауза)</w:t>
+        <w:t>Вы предлагаете мне стать информатором.</w:t>
+      </w:r>
+    </w:p>
+    <w:p>
+      <w:pPr>
+        <w:spacing w:before="0" w:after="110" w:line="300" w:lineRule="auto"/>
+      </w:pPr>
+      <w:r>
+        <w:rPr>
+          <w:rFonts w:ascii="Times New Roman" w:hAnsi="Times New Roman" w:eastAsia="Malgun Gothic"/>
+          <w:b/>
+          <w:i w:val="0"/>
+          <w:sz w:val="22"/>
+        </w:rPr>
+        <w:t xml:space="preserve">Крылов: </w:t>
       </w:r>
       <w:r>
         <w:rPr>
@@ -1081,7 +1363,7 @@
           <w:i w:val="0"/>
           <w:sz w:val="22"/>
         </w:rPr>
-        <w:t xml:space="preserve"> Не всё в этой системе происходит по моей воле, как бы вам ни хотелось так думать.</w:t>
+        <w:t>Я предлагаю вам спасти близкого человека от семи лет колонии. Называйте это как хотите.</w:t>
       </w:r>
     </w:p>
     <w:p>
@@ -1104,7 +1386,7 @@
           <w:i w:val="0"/>
           <w:sz w:val="22"/>
         </w:rPr>
-        <w:t>Тогда по чьей?</w:t>
+        <w:t>И как вы себе это представляете? Я звоню вам каждую пятницу и рассказываю, куда мы пойдём в субботу?</w:t>
       </w:r>
     </w:p>
     <w:p>
@@ -1124,20 +1406,10 @@
         <w:rPr>
           <w:rFonts w:ascii="Times New Roman" w:hAnsi="Times New Roman" w:eastAsia="Malgun Gothic"/>
           <w:b w:val="0"/>
-          <w:i/>
-          <w:color w:val="555555"/>
-          <w:sz w:val="22"/>
-        </w:rPr>
-        <w:t>(после паузы)</w:t>
-      </w:r>
-      <w:r>
-        <w:rPr>
-          <w:rFonts w:ascii="Times New Roman" w:hAnsi="Times New Roman" w:eastAsia="Malgun Gothic"/>
-          <w:b w:val="0"/>
           <w:i w:val="0"/>
           <w:sz w:val="22"/>
         </w:rPr>
-        <w:t xml:space="preserve"> Этот вопрос вы зададите мне через несколько лет. Если мы оба до этого доживём.</w:t>
+        <w:t>Не так грубо. Раз в месяц — чашка кофе. Общие контуры. Никаких имён, если вам так спокойнее.</w:t>
       </w:r>
     </w:p>
     <w:p>
@@ -1153,76 +1425,7 @@
           <w:color w:val="1F3864"/>
           <w:sz w:val="26"/>
         </w:rPr>
-        <w:t>장면 5 — 정보 카드</w:t>
-      </w:r>
-    </w:p>
-    <w:p>
-      <w:pPr>
-        <w:spacing w:before="0" w:after="110" w:line="300" w:lineRule="auto"/>
-      </w:pPr>
-      <w:r>
-        <w:rPr>
-          <w:rFonts w:ascii="Times New Roman" w:hAnsi="Times New Roman" w:eastAsia="Malgun Gothic"/>
-          <w:b/>
-          <w:i w:val="0"/>
-          <w:sz w:val="22"/>
-        </w:rPr>
-        <w:t xml:space="preserve">Крылов: </w:t>
-      </w:r>
-      <w:r>
-        <w:rPr>
-          <w:rFonts w:ascii="Times New Roman" w:hAnsi="Times New Roman" w:eastAsia="Malgun Gothic"/>
-          <w:b w:val="0"/>
-          <w:i w:val="0"/>
-          <w:sz w:val="22"/>
-        </w:rPr>
-        <w:t>Кстати, раз уж мы заговорили начистоту. Как поживает ваш друг Гришин?</w:t>
-      </w:r>
-    </w:p>
-    <w:p>
-      <w:pPr>
-        <w:spacing w:before="0" w:after="110" w:line="300" w:lineRule="auto"/>
-      </w:pPr>
-      <w:r>
-        <w:rPr>
-          <w:rFonts w:ascii="Times New Roman" w:hAnsi="Times New Roman" w:eastAsia="Malgun Gothic"/>
-          <w:b/>
-          <w:i w:val="0"/>
-          <w:sz w:val="22"/>
-        </w:rPr>
-        <w:t xml:space="preserve">Лёша: </w:t>
-      </w:r>
-      <w:r>
-        <w:rPr>
-          <w:rFonts w:ascii="Times New Roman" w:hAnsi="Times New Roman" w:eastAsia="Malgun Gothic"/>
-          <w:b w:val="0"/>
-          <w:i w:val="0"/>
-          <w:sz w:val="22"/>
-        </w:rPr>
-        <w:t>Паша? При чём тут он?</w:t>
-      </w:r>
-    </w:p>
-    <w:p>
-      <w:pPr>
-        <w:spacing w:before="0" w:after="110" w:line="300" w:lineRule="auto"/>
-      </w:pPr>
-      <w:r>
-        <w:rPr>
-          <w:rFonts w:ascii="Times New Roman" w:hAnsi="Times New Roman" w:eastAsia="Malgun Gothic"/>
-          <w:b/>
-          <w:i w:val="0"/>
-          <w:sz w:val="22"/>
-        </w:rPr>
-        <w:t xml:space="preserve">Крылов: </w:t>
-      </w:r>
-      <w:r>
-        <w:rPr>
-          <w:rFonts w:ascii="Times New Roman" w:hAnsi="Times New Roman" w:eastAsia="Malgun Gothic"/>
-          <w:b w:val="0"/>
-          <w:i w:val="0"/>
-          <w:sz w:val="22"/>
-        </w:rPr>
-        <w:t>Просто интересуюсь. У способных юристов вроде него всегда есть выбор, с кем сотрудничать. Иногда люди делают этот выбор, даже не осознавая до конца, во что ввязались.</w:t>
+        <w:t>장면 5 — 료샤의 내적 갈등</w:t>
       </w:r>
     </w:p>
     <w:p>
@@ -1246,7 +1449,7 @@
           <w:color w:val="555555"/>
           <w:sz w:val="22"/>
         </w:rPr>
-        <w:t>(напрягается)</w:t>
+        <w:t>(долгая пауза)</w:t>
       </w:r>
       <w:r>
         <w:rPr>
@@ -1255,7 +1458,7 @@
           <w:i w:val="0"/>
           <w:sz w:val="22"/>
         </w:rPr>
-        <w:t xml:space="preserve"> Вы на что-то намекаете?</w:t>
+        <w:t xml:space="preserve"> А если я откажусь?</w:t>
       </w:r>
     </w:p>
     <w:p>
@@ -1278,7 +1481,7 @@
           <w:i w:val="0"/>
           <w:sz w:val="22"/>
         </w:rPr>
-        <w:t>Я ни на что не намекаю, Алексей Николаевич. Я просто показываю, что знаю больше, чем вам, возможно, комфортно. Это тоже часть предложения — подумайте, кого ещё вы могли бы защитить, согласившись на сотрудничество.</w:t>
+        <w:t>Тогда дело Нестеровой пойдёт своим чередом. И, честно говоря, вслед за ним могут пойти и другие дела. У вашей организации наверняка найдутся нарушения — все организации что-то нарушают, если приглядеться.</w:t>
       </w:r>
     </w:p>
     <w:p>
@@ -1301,7 +1504,53 @@
           <w:i w:val="0"/>
           <w:sz w:val="22"/>
         </w:rPr>
-        <w:t>Паша — мой друг с первого класса. Если вы хотите поссорить меня с ним, выберите способ поизящнее.</w:t>
+        <w:t>Это шантаж.</w:t>
+      </w:r>
+    </w:p>
+    <w:p>
+      <w:pPr>
+        <w:spacing w:before="0" w:after="110" w:line="300" w:lineRule="auto"/>
+      </w:pPr>
+      <w:r>
+        <w:rPr>
+          <w:rFonts w:ascii="Times New Roman" w:hAnsi="Times New Roman" w:eastAsia="Malgun Gothic"/>
+          <w:b/>
+          <w:i w:val="0"/>
+          <w:sz w:val="22"/>
+        </w:rPr>
+        <w:t xml:space="preserve">Крылов: </w:t>
+      </w:r>
+      <w:r>
+        <w:rPr>
+          <w:rFonts w:ascii="Times New Roman" w:hAnsi="Times New Roman" w:eastAsia="Malgun Gothic"/>
+          <w:b w:val="0"/>
+          <w:i w:val="0"/>
+          <w:sz w:val="22"/>
+        </w:rPr>
+        <w:t>Это реальность, в которой мы оба работаем. Я не создавал эту систему, молодой человек. Я просто в ней живу — как и вы, хотите вы того или нет.</w:t>
+      </w:r>
+    </w:p>
+    <w:p>
+      <w:pPr>
+        <w:spacing w:before="0" w:after="110" w:line="300" w:lineRule="auto"/>
+      </w:pPr>
+      <w:r>
+        <w:rPr>
+          <w:rFonts w:ascii="Times New Roman" w:hAnsi="Times New Roman" w:eastAsia="Malgun Gothic"/>
+          <w:b/>
+          <w:i w:val="0"/>
+          <w:sz w:val="22"/>
+        </w:rPr>
+        <w:t xml:space="preserve">Лёша: </w:t>
+      </w:r>
+      <w:r>
+        <w:rPr>
+          <w:rFonts w:ascii="Times New Roman" w:hAnsi="Times New Roman" w:eastAsia="Malgun Gothic"/>
+          <w:b w:val="0"/>
+          <w:i w:val="0"/>
+          <w:sz w:val="22"/>
+        </w:rPr>
+        <w:t>Ваш однофамилец описал эту реальность двести лет назад: «У сильного всегда бессильный виноват».</w:t>
       </w:r>
     </w:p>
     <w:p>
@@ -1325,7 +1574,7 @@
           <w:color w:val="555555"/>
           <w:sz w:val="22"/>
         </w:rPr>
-        <w:t>(улыбается)</w:t>
+        <w:t>(с интересом)</w:t>
       </w:r>
       <w:r>
         <w:rPr>
@@ -1334,7 +1583,7 @@
           <w:i w:val="0"/>
           <w:sz w:val="22"/>
         </w:rPr>
-        <w:t xml:space="preserve"> Мне не нужно вас ссорить, Алексей Николаевич. Время сделает это само. Оно всегда делает.</w:t>
+        <w:t xml:space="preserve"> Иван Андреевич? Однофамилец, не родственник. Хотя басни его я ценю. В них каждый зверь знает своё место. И ягнёнок, заметьте, погибает не потому, что волк злой, а потому, что пришёл пить не к тому ручью.</w:t>
       </w:r>
     </w:p>
     <w:p>
@@ -1357,7 +1606,7 @@
           <w:i w:val="0"/>
           <w:sz w:val="22"/>
         </w:rPr>
-        <w:t>Или не сделает.</w:t>
+        <w:t>Виктор Петрович тоже пришёл «не к тому ручью». И умер из-за этого.</w:t>
       </w:r>
     </w:p>
     <w:p>
@@ -1380,7 +1629,193 @@
           <w:i w:val="0"/>
           <w:sz w:val="22"/>
         </w:rPr>
-        <w:t>Или не сделает. Тогда я ошибся, и вы мне об этом напомните. Я не обижусь.</w:t>
+        <w:t>Каждый ручей кому-то принадлежит, Алексей Николаевич. Быков это знал лучше всех. Просто считал, что пить из них всё равно имеет право каждый.</w:t>
+      </w:r>
+    </w:p>
+    <w:p>
+      <w:pPr>
+        <w:spacing w:before="0" w:after="110" w:line="300" w:lineRule="auto"/>
+      </w:pPr>
+      <w:r>
+        <w:rPr>
+          <w:rFonts w:ascii="Times New Roman" w:hAnsi="Times New Roman" w:eastAsia="Malgun Gothic"/>
+          <w:b/>
+          <w:i w:val="0"/>
+          <w:sz w:val="22"/>
+        </w:rPr>
+        <w:t xml:space="preserve">Лёша: </w:t>
+      </w:r>
+      <w:r>
+        <w:rPr>
+          <w:rFonts w:ascii="Times New Roman" w:hAnsi="Times New Roman" w:eastAsia="Malgun Gothic"/>
+          <w:b w:val="0"/>
+          <w:i w:val="0"/>
+          <w:sz w:val="22"/>
+        </w:rPr>
+        <w:t>И был прав.</w:t>
+      </w:r>
+    </w:p>
+    <w:p>
+      <w:pPr>
+        <w:spacing w:before="0" w:after="110" w:line="300" w:lineRule="auto"/>
+      </w:pPr>
+      <w:r>
+        <w:rPr>
+          <w:rFonts w:ascii="Times New Roman" w:hAnsi="Times New Roman" w:eastAsia="Malgun Gothic"/>
+          <w:b/>
+          <w:i w:val="0"/>
+          <w:sz w:val="22"/>
+        </w:rPr>
+        <w:t xml:space="preserve">Крылов: </w:t>
+      </w:r>
+      <w:r>
+        <w:rPr>
+          <w:rFonts w:ascii="Times New Roman" w:hAnsi="Times New Roman" w:eastAsia="Malgun Gothic"/>
+          <w:b w:val="0"/>
+          <w:i w:val="0"/>
+          <w:sz w:val="22"/>
+        </w:rPr>
+        <w:t xml:space="preserve">Прав. И мёртв. В моей работе, к сожалению, одно не отменяет другого. </w:t>
+      </w:r>
+      <w:r>
+        <w:rPr>
+          <w:rFonts w:ascii="Times New Roman" w:hAnsi="Times New Roman" w:eastAsia="Malgun Gothic"/>
+          <w:b w:val="0"/>
+          <w:i/>
+          <w:color w:val="555555"/>
+          <w:sz w:val="22"/>
+        </w:rPr>
+        <w:t>(пауза, что-то мелькает в лице)</w:t>
+      </w:r>
+      <w:r>
+        <w:rPr>
+          <w:rFonts w:ascii="Times New Roman" w:hAnsi="Times New Roman" w:eastAsia="Malgun Gothic"/>
+          <w:b w:val="0"/>
+          <w:i w:val="0"/>
+          <w:sz w:val="22"/>
+        </w:rPr>
+        <w:t xml:space="preserve"> Быков сделал свой выбор тридцать пять лет назад. Сорок раз мог остановиться — и не остановился. Я его уважал, Алексей Николаевич, несмотря ни на что.</w:t>
+      </w:r>
+    </w:p>
+    <w:p>
+      <w:pPr>
+        <w:spacing w:before="0" w:after="110" w:line="300" w:lineRule="auto"/>
+      </w:pPr>
+      <w:r>
+        <w:rPr>
+          <w:rFonts w:ascii="Times New Roman" w:hAnsi="Times New Roman" w:eastAsia="Malgun Gothic"/>
+          <w:b/>
+          <w:i w:val="0"/>
+          <w:sz w:val="22"/>
+        </w:rPr>
+        <w:t xml:space="preserve">Лёша: </w:t>
+      </w:r>
+      <w:r>
+        <w:rPr>
+          <w:rFonts w:ascii="Times New Roman" w:hAnsi="Times New Roman" w:eastAsia="Malgun Gothic"/>
+          <w:b w:val="0"/>
+          <w:i w:val="0"/>
+          <w:sz w:val="22"/>
+        </w:rPr>
+        <w:t>Тогда почему вы позволили ему умереть? Восемь дней в камере, побои, четыре дня без лекарств от давления. Он умер в тот же вечер, когда его выпустили.</w:t>
+      </w:r>
+    </w:p>
+    <w:p>
+      <w:pPr>
+        <w:spacing w:before="0" w:after="110" w:line="300" w:lineRule="auto"/>
+      </w:pPr>
+      <w:r>
+        <w:rPr>
+          <w:rFonts w:ascii="Times New Roman" w:hAnsi="Times New Roman" w:eastAsia="Malgun Gothic"/>
+          <w:b/>
+          <w:i w:val="0"/>
+          <w:sz w:val="22"/>
+        </w:rPr>
+        <w:t xml:space="preserve">Крылов: </w:t>
+      </w:r>
+      <w:r>
+        <w:rPr>
+          <w:rFonts w:ascii="Times New Roman" w:hAnsi="Times New Roman" w:eastAsia="Malgun Gothic"/>
+          <w:b w:val="0"/>
+          <w:i w:val="0"/>
+          <w:sz w:val="22"/>
+        </w:rPr>
+        <w:t xml:space="preserve">Я не отдавал такого приказа. </w:t>
+      </w:r>
+      <w:r>
+        <w:rPr>
+          <w:rFonts w:ascii="Times New Roman" w:hAnsi="Times New Roman" w:eastAsia="Malgun Gothic"/>
+          <w:b w:val="0"/>
+          <w:i/>
+          <w:color w:val="555555"/>
+          <w:sz w:val="22"/>
+        </w:rPr>
+        <w:t>(пауза)</w:t>
+      </w:r>
+      <w:r>
+        <w:rPr>
+          <w:rFonts w:ascii="Times New Roman" w:hAnsi="Times New Roman" w:eastAsia="Malgun Gothic"/>
+          <w:b w:val="0"/>
+          <w:i w:val="0"/>
+          <w:sz w:val="22"/>
+        </w:rPr>
+        <w:t xml:space="preserve"> Не всё в этой системе происходит по моей воле, как бы вам ни хотелось так думать.</w:t>
+      </w:r>
+    </w:p>
+    <w:p>
+      <w:pPr>
+        <w:spacing w:before="0" w:after="110" w:line="300" w:lineRule="auto"/>
+      </w:pPr>
+      <w:r>
+        <w:rPr>
+          <w:rFonts w:ascii="Times New Roman" w:hAnsi="Times New Roman" w:eastAsia="Malgun Gothic"/>
+          <w:b/>
+          <w:i w:val="0"/>
+          <w:sz w:val="22"/>
+        </w:rPr>
+        <w:t xml:space="preserve">Лёша: </w:t>
+      </w:r>
+      <w:r>
+        <w:rPr>
+          <w:rFonts w:ascii="Times New Roman" w:hAnsi="Times New Roman" w:eastAsia="Malgun Gothic"/>
+          <w:b w:val="0"/>
+          <w:i w:val="0"/>
+          <w:sz w:val="22"/>
+        </w:rPr>
+        <w:t>Тогда по чьей?</w:t>
+      </w:r>
+    </w:p>
+    <w:p>
+      <w:pPr>
+        <w:spacing w:before="0" w:after="110" w:line="300" w:lineRule="auto"/>
+      </w:pPr>
+      <w:r>
+        <w:rPr>
+          <w:rFonts w:ascii="Times New Roman" w:hAnsi="Times New Roman" w:eastAsia="Malgun Gothic"/>
+          <w:b/>
+          <w:i w:val="0"/>
+          <w:sz w:val="22"/>
+        </w:rPr>
+        <w:t xml:space="preserve">Крылов: </w:t>
+      </w:r>
+      <w:r>
+        <w:rPr>
+          <w:rFonts w:ascii="Times New Roman" w:hAnsi="Times New Roman" w:eastAsia="Malgun Gothic"/>
+          <w:b w:val="0"/>
+          <w:i/>
+          <w:color w:val="555555"/>
+          <w:sz w:val="22"/>
+        </w:rPr>
+        <w:t>(после паузы)</w:t>
+      </w:r>
+      <w:r>
+        <w:rPr>
+          <w:rFonts w:ascii="Times New Roman" w:hAnsi="Times New Roman" w:eastAsia="Malgun Gothic"/>
+          <w:b w:val="0"/>
+          <w:i w:val="0"/>
+          <w:sz w:val="22"/>
+        </w:rPr>
+        <w:t xml:space="preserve"> Этот вопрос вы зададите мне через несколько лет. Если мы оба до этого доживём.</w:t>
       </w:r>
     </w:p>
     <w:p>
@@ -1396,7 +1831,7 @@
           <w:color w:val="1F3864"/>
           <w:sz w:val="26"/>
         </w:rPr>
-        <w:t>장면 6 — 거절</w:t>
+        <w:t>장면 6 — 정보 카드</w:t>
       </w:r>
     </w:p>
     <w:p>
@@ -1410,7 +1845,7 @@
           <w:i w:val="0"/>
           <w:sz w:val="22"/>
         </w:rPr>
-        <w:t xml:space="preserve">Лёша: </w:t>
+        <w:t xml:space="preserve">Крылов: </w:t>
       </w:r>
       <w:r>
         <w:rPr>
@@ -1419,7 +1854,7 @@
           <w:i w:val="0"/>
           <w:sz w:val="22"/>
         </w:rPr>
-        <w:t>Сергей Александрович, я выслушал ваше предложение. Мой ответ — нет.</w:t>
+        <w:t>Кстати, раз уж мы заговорили начистоту. Как поживает ваш друг Гришин?</w:t>
       </w:r>
     </w:p>
     <w:p>
@@ -1433,7 +1868,7 @@
           <w:i w:val="0"/>
           <w:sz w:val="22"/>
         </w:rPr>
-        <w:t xml:space="preserve">Крылов: </w:t>
+        <w:t xml:space="preserve">Лёша: </w:t>
       </w:r>
       <w:r>
         <w:rPr>
@@ -1442,7 +1877,7 @@
           <w:i w:val="0"/>
           <w:sz w:val="22"/>
         </w:rPr>
-        <w:t>Подумайте ещё раз. Речь о свободе Нестеровой.</w:t>
+        <w:t>Паша? При чём тут он?</w:t>
       </w:r>
     </w:p>
     <w:p>
@@ -1456,7 +1891,7 @@
           <w:i w:val="0"/>
           <w:sz w:val="22"/>
         </w:rPr>
-        <w:t xml:space="preserve">Лёша: </w:t>
+        <w:t xml:space="preserve">Крылов: </w:t>
       </w:r>
       <w:r>
         <w:rPr>
@@ -1465,7 +1900,7 @@
           <w:i w:val="0"/>
           <w:sz w:val="22"/>
         </w:rPr>
-        <w:t>Ольга Викторовна первой сказала бы мне отказаться, если бы узнала, что я торгую её свободой ради информаторства. Я не предам ни её, ни всех остальных, кто мне доверяет.</w:t>
+        <w:t>Ни при чём. Просто интересуюсь. В Новокруцке у меня была хорошая память на фамилии, в Москве она не испортилась. У способных юристов вроде него всегда есть выбор, с кем сотрудничать. Иногда люди делают этот выбор, даже не осознавая до конца, во что ввязались.</w:t>
       </w:r>
     </w:p>
     <w:p>
@@ -1479,53 +1914,7 @@
           <w:i w:val="0"/>
           <w:sz w:val="22"/>
         </w:rPr>
-        <w:t xml:space="preserve">Крылов: </w:t>
-      </w:r>
-      <w:r>
-        <w:rPr>
-          <w:rFonts w:ascii="Times New Roman" w:hAnsi="Times New Roman" w:eastAsia="Malgun Gothic"/>
-          <w:b w:val="0"/>
-          <w:i w:val="0"/>
-          <w:sz w:val="22"/>
-        </w:rPr>
-        <w:t>Благородно. Но, боюсь, недальновидно.</w:t>
-      </w:r>
-    </w:p>
-    <w:p>
-      <w:pPr>
-        <w:spacing w:before="0" w:after="110" w:line="300" w:lineRule="auto"/>
-      </w:pPr>
-      <w:r>
-        <w:rPr>
-          <w:rFonts w:ascii="Times New Roman" w:hAnsi="Times New Roman" w:eastAsia="Malgun Gothic"/>
-          <w:b/>
-          <w:i w:val="0"/>
-          <w:sz w:val="22"/>
-        </w:rPr>
         <w:t xml:space="preserve">Лёша: </w:t>
-      </w:r>
-      <w:r>
-        <w:rPr>
-          <w:rFonts w:ascii="Times New Roman" w:hAnsi="Times New Roman" w:eastAsia="Malgun Gothic"/>
-          <w:b w:val="0"/>
-          <w:i w:val="0"/>
-          <w:sz w:val="22"/>
-        </w:rPr>
-        <w:t>Может быть. Но я лучше буду недальновидным и честным, чем дальновидным и вашим информатором.</w:t>
-      </w:r>
-    </w:p>
-    <w:p>
-      <w:pPr>
-        <w:spacing w:before="0" w:after="110" w:line="300" w:lineRule="auto"/>
-      </w:pPr>
-      <w:r>
-        <w:rPr>
-          <w:rFonts w:ascii="Times New Roman" w:hAnsi="Times New Roman" w:eastAsia="Malgun Gothic"/>
-          <w:b/>
-          <w:i w:val="0"/>
-          <w:sz w:val="22"/>
-        </w:rPr>
-        <w:t xml:space="preserve">Крылов: </w:t>
       </w:r>
       <w:r>
         <w:rPr>
@@ -1535,7 +1924,7 @@
           <w:color w:val="555555"/>
           <w:sz w:val="22"/>
         </w:rPr>
-        <w:t>(встаёт, давая понять, что беседа окончена)</w:t>
+        <w:t>(напрягается)</w:t>
       </w:r>
       <w:r>
         <w:rPr>
@@ -1544,7 +1933,7 @@
           <w:i w:val="0"/>
           <w:sz w:val="22"/>
         </w:rPr>
-        <w:t xml:space="preserve"> Жаль. Искренне жаль. Вы напоминаете мне Быкова больше, чем сами думаете, — и в хорошем, и в плохом смысле.</w:t>
+        <w:t xml:space="preserve"> Вы на что-то намекаете?</w:t>
       </w:r>
     </w:p>
     <w:p>
@@ -1558,7 +1947,7 @@
           <w:i w:val="0"/>
           <w:sz w:val="22"/>
         </w:rPr>
-        <w:t xml:space="preserve">Лёша: </w:t>
+        <w:t xml:space="preserve">Крылов: </w:t>
       </w:r>
       <w:r>
         <w:rPr>
@@ -1567,7 +1956,7 @@
           <w:i w:val="0"/>
           <w:sz w:val="22"/>
         </w:rPr>
-        <w:t>Приму это как комплимент.</w:t>
+        <w:t>Я ни на что не намекаю, Алексей Николаевич. Я просто показываю, что знаю больше, чем вам, возможно, комфортно. Это тоже часть предложения — подумайте, кого ещё вы могли бы защитить, согласившись на сотрудничество.</w:t>
       </w:r>
     </w:p>
     <w:p>
@@ -1581,7 +1970,7 @@
           <w:i w:val="0"/>
           <w:sz w:val="22"/>
         </w:rPr>
-        <w:t xml:space="preserve">Крылов: </w:t>
+        <w:t xml:space="preserve">Лёша: </w:t>
       </w:r>
       <w:r>
         <w:rPr>
@@ -1590,7 +1979,7 @@
           <w:i w:val="0"/>
           <w:sz w:val="22"/>
         </w:rPr>
-        <w:t>Как хотите. Грибоедов, раз уж мы сегодня говорим о литературе, предупреждал: «Минуй нас пуще всех печалей и барский гнев, и барская любовь». От второго вы только что отказались. Готовьтесь к первому.</w:t>
+        <w:t>Паша — мой друг с первого класса. Если вы хотите поссорить меня с ним, выберите способ поизящнее.</w:t>
       </w:r>
     </w:p>
     <w:p>
@@ -1604,7 +1993,17 @@
           <w:i w:val="0"/>
           <w:sz w:val="22"/>
         </w:rPr>
-        <w:t xml:space="preserve">Лёша: </w:t>
+        <w:t xml:space="preserve">Крылов: </w:t>
+      </w:r>
+      <w:r>
+        <w:rPr>
+          <w:rFonts w:ascii="Times New Roman" w:hAnsi="Times New Roman" w:eastAsia="Malgun Gothic"/>
+          <w:b w:val="0"/>
+          <w:i/>
+          <w:color w:val="555555"/>
+          <w:sz w:val="22"/>
+        </w:rPr>
+        <w:t>(улыбается)</w:t>
       </w:r>
       <w:r>
         <w:rPr>
@@ -1613,7 +2012,7 @@
           <w:i w:val="0"/>
           <w:sz w:val="22"/>
         </w:rPr>
-        <w:t>Я к нему готовлюсь с того дня, как хоронил Виктора Петровича.</w:t>
+        <w:t xml:space="preserve"> Мне не нужно вас ссорить, Алексей Николаевич. Время сделает это само. Оно всегда делает.</w:t>
       </w:r>
     </w:p>
     <w:p>
@@ -1627,7 +2026,7 @@
           <w:i w:val="0"/>
           <w:sz w:val="22"/>
         </w:rPr>
-        <w:t xml:space="preserve">Крылов: </w:t>
+        <w:t xml:space="preserve">Лёша: </w:t>
       </w:r>
       <w:r>
         <w:rPr>
@@ -1636,7 +2035,30 @@
           <w:i w:val="0"/>
           <w:sz w:val="22"/>
         </w:rPr>
-        <w:t>Дверь открыта, если передумаете. Но предложение не будет висеть вечно.</w:t>
+        <w:t>Или не сделает.</w:t>
+      </w:r>
+    </w:p>
+    <w:p>
+      <w:pPr>
+        <w:spacing w:before="0" w:after="110" w:line="300" w:lineRule="auto"/>
+      </w:pPr>
+      <w:r>
+        <w:rPr>
+          <w:rFonts w:ascii="Times New Roman" w:hAnsi="Times New Roman" w:eastAsia="Malgun Gothic"/>
+          <w:b/>
+          <w:i w:val="0"/>
+          <w:sz w:val="22"/>
+        </w:rPr>
+        <w:t xml:space="preserve">Крылов: </w:t>
+      </w:r>
+      <w:r>
+        <w:rPr>
+          <w:rFonts w:ascii="Times New Roman" w:hAnsi="Times New Roman" w:eastAsia="Malgun Gothic"/>
+          <w:b w:val="0"/>
+          <w:i w:val="0"/>
+          <w:sz w:val="22"/>
+        </w:rPr>
+        <w:t>Или не сделает. Тогда я ошибся, и вы мне об этом напомните. Я не обижусь.</w:t>
       </w:r>
     </w:p>
     <w:p>
@@ -1652,7 +2074,7 @@
           <w:color w:val="1F3864"/>
           <w:sz w:val="26"/>
         </w:rPr>
-        <w:t>장면 7 — 밖으로 나와서, 올가와의 통화</w:t>
+        <w:t>장면 7 — 거절</w:t>
       </w:r>
     </w:p>
     <w:p>
@@ -1667,6 +2089,167 @@
           <w:sz w:val="22"/>
         </w:rPr>
         <w:t xml:space="preserve">Лёша: </w:t>
+      </w:r>
+      <w:r>
+        <w:rPr>
+          <w:rFonts w:ascii="Times New Roman" w:hAnsi="Times New Roman" w:eastAsia="Malgun Gothic"/>
+          <w:b w:val="0"/>
+          <w:i w:val="0"/>
+          <w:sz w:val="22"/>
+        </w:rPr>
+        <w:t>Сергей Александрович, я выслушал ваше предложение. Мой ответ — нет.</w:t>
+      </w:r>
+    </w:p>
+    <w:p>
+      <w:pPr>
+        <w:spacing w:before="0" w:after="110" w:line="300" w:lineRule="auto"/>
+      </w:pPr>
+      <w:r>
+        <w:rPr>
+          <w:rFonts w:ascii="Times New Roman" w:hAnsi="Times New Roman" w:eastAsia="Malgun Gothic"/>
+          <w:b/>
+          <w:i w:val="0"/>
+          <w:sz w:val="22"/>
+        </w:rPr>
+        <w:t xml:space="preserve">Крылов: </w:t>
+      </w:r>
+      <w:r>
+        <w:rPr>
+          <w:rFonts w:ascii="Times New Roman" w:hAnsi="Times New Roman" w:eastAsia="Malgun Gothic"/>
+          <w:b w:val="0"/>
+          <w:i w:val="0"/>
+          <w:sz w:val="22"/>
+        </w:rPr>
+        <w:t>Подумайте ещё раз. Речь о свободе Нестеровой.</w:t>
+      </w:r>
+    </w:p>
+    <w:p>
+      <w:pPr>
+        <w:spacing w:before="0" w:after="110" w:line="300" w:lineRule="auto"/>
+      </w:pPr>
+      <w:r>
+        <w:rPr>
+          <w:rFonts w:ascii="Times New Roman" w:hAnsi="Times New Roman" w:eastAsia="Malgun Gothic"/>
+          <w:b/>
+          <w:i w:val="0"/>
+          <w:sz w:val="22"/>
+        </w:rPr>
+        <w:t xml:space="preserve">Лёша: </w:t>
+      </w:r>
+      <w:r>
+        <w:rPr>
+          <w:rFonts w:ascii="Times New Roman" w:hAnsi="Times New Roman" w:eastAsia="Malgun Gothic"/>
+          <w:b w:val="0"/>
+          <w:i w:val="0"/>
+          <w:sz w:val="22"/>
+        </w:rPr>
+        <w:t>Ольга Викторовна первой сказала бы мне отказаться, если бы узнала, что я торгую её свободой ради информаторства. Я не предам ни её, ни всех остальных, кто мне доверяет.</w:t>
+      </w:r>
+    </w:p>
+    <w:p>
+      <w:pPr>
+        <w:spacing w:before="0" w:after="110" w:line="300" w:lineRule="auto"/>
+      </w:pPr>
+      <w:r>
+        <w:rPr>
+          <w:rFonts w:ascii="Times New Roman" w:hAnsi="Times New Roman" w:eastAsia="Malgun Gothic"/>
+          <w:b/>
+          <w:i w:val="0"/>
+          <w:sz w:val="22"/>
+        </w:rPr>
+        <w:t xml:space="preserve">Крылов: </w:t>
+      </w:r>
+      <w:r>
+        <w:rPr>
+          <w:rFonts w:ascii="Times New Roman" w:hAnsi="Times New Roman" w:eastAsia="Malgun Gothic"/>
+          <w:b w:val="0"/>
+          <w:i w:val="0"/>
+          <w:sz w:val="22"/>
+        </w:rPr>
+        <w:t>Благородно. Но, боюсь, недальновидно.</w:t>
+      </w:r>
+    </w:p>
+    <w:p>
+      <w:pPr>
+        <w:spacing w:before="0" w:after="110" w:line="300" w:lineRule="auto"/>
+      </w:pPr>
+      <w:r>
+        <w:rPr>
+          <w:rFonts w:ascii="Times New Roman" w:hAnsi="Times New Roman" w:eastAsia="Malgun Gothic"/>
+          <w:b/>
+          <w:i w:val="0"/>
+          <w:sz w:val="22"/>
+        </w:rPr>
+        <w:t xml:space="preserve">Лёша: </w:t>
+      </w:r>
+      <w:r>
+        <w:rPr>
+          <w:rFonts w:ascii="Times New Roman" w:hAnsi="Times New Roman" w:eastAsia="Malgun Gothic"/>
+          <w:b w:val="0"/>
+          <w:i w:val="0"/>
+          <w:sz w:val="22"/>
+        </w:rPr>
+        <w:t>Дальновидно — это смотреть, что будет через десять лет, Сергей Александрович. Через десять лет я хочу смотреть в глаза людям без того, чтобы вспоминать этот кабинет.</w:t>
+      </w:r>
+    </w:p>
+    <w:p>
+      <w:pPr>
+        <w:spacing w:before="0" w:after="110" w:line="300" w:lineRule="auto"/>
+      </w:pPr>
+      <w:r>
+        <w:rPr>
+          <w:rFonts w:ascii="Times New Roman" w:hAnsi="Times New Roman" w:eastAsia="Malgun Gothic"/>
+          <w:b/>
+          <w:i w:val="0"/>
+          <w:sz w:val="22"/>
+        </w:rPr>
+        <w:t xml:space="preserve">Крылов: </w:t>
+      </w:r>
+      <w:r>
+        <w:rPr>
+          <w:rFonts w:ascii="Times New Roman" w:hAnsi="Times New Roman" w:eastAsia="Malgun Gothic"/>
+          <w:b w:val="0"/>
+          <w:i w:val="0"/>
+          <w:sz w:val="22"/>
+        </w:rPr>
+        <w:t>Через десять лет, молодой человек, ни вас, ни этого кабинета может не быть. Но ладно.</w:t>
+      </w:r>
+    </w:p>
+    <w:p>
+      <w:pPr>
+        <w:spacing w:before="0" w:after="110" w:line="300" w:lineRule="auto"/>
+      </w:pPr>
+      <w:r>
+        <w:rPr>
+          <w:rFonts w:ascii="Times New Roman" w:hAnsi="Times New Roman" w:eastAsia="Malgun Gothic"/>
+          <w:b/>
+          <w:i w:val="0"/>
+          <w:sz w:val="22"/>
+        </w:rPr>
+        <w:t xml:space="preserve">Лёша: </w:t>
+      </w:r>
+      <w:r>
+        <w:rPr>
+          <w:rFonts w:ascii="Times New Roman" w:hAnsi="Times New Roman" w:eastAsia="Malgun Gothic"/>
+          <w:b w:val="0"/>
+          <w:i w:val="0"/>
+          <w:sz w:val="22"/>
+        </w:rPr>
+        <w:t>Может быть. Но я лучше буду недальновидным и честным, чем дальновидным и вашим информатором.</w:t>
+      </w:r>
+    </w:p>
+    <w:p>
+      <w:pPr>
+        <w:spacing w:before="0" w:after="110" w:line="300" w:lineRule="auto"/>
+      </w:pPr>
+      <w:r>
+        <w:rPr>
+          <w:rFonts w:ascii="Times New Roman" w:hAnsi="Times New Roman" w:eastAsia="Malgun Gothic"/>
+          <w:b/>
+          <w:i w:val="0"/>
+          <w:sz w:val="22"/>
+        </w:rPr>
+        <w:t xml:space="preserve">Крылов: </w:t>
       </w:r>
       <w:r>
         <w:rPr>
@@ -1676,7 +2259,7 @@
           <w:color w:val="555555"/>
           <w:sz w:val="22"/>
         </w:rPr>
-        <w:t>(один, на улице, пытается унять дрожь в руках; себе)</w:t>
+        <w:t>(встаёт, давая понять, что беседа окончена)</w:t>
       </w:r>
       <w:r>
         <w:rPr>
@@ -1685,13 +2268,91 @@
           <w:i w:val="0"/>
           <w:sz w:val="22"/>
         </w:rPr>
-        <w:t xml:space="preserve"> Он знает про Пашу. Или блефует. Или знает.</w:t>
+        <w:t xml:space="preserve"> Жаль. Искренне жаль. Вы напоминаете мне Быкова больше, чем сами думаете, — и в хорошем, и в плохом смысле.</w:t>
       </w:r>
     </w:p>
     <w:p>
       <w:pPr>
         <w:spacing w:before="0" w:after="110" w:line="300" w:lineRule="auto"/>
       </w:pPr>
+      <w:r>
+        <w:rPr>
+          <w:rFonts w:ascii="Times New Roman" w:hAnsi="Times New Roman" w:eastAsia="Malgun Gothic"/>
+          <w:b/>
+          <w:i w:val="0"/>
+          <w:sz w:val="22"/>
+        </w:rPr>
+        <w:t xml:space="preserve">Лёша: </w:t>
+      </w:r>
+      <w:r>
+        <w:rPr>
+          <w:rFonts w:ascii="Times New Roman" w:hAnsi="Times New Roman" w:eastAsia="Malgun Gothic"/>
+          <w:b w:val="0"/>
+          <w:i w:val="0"/>
+          <w:sz w:val="22"/>
+        </w:rPr>
+        <w:t>Приму это как комплимент.</w:t>
+      </w:r>
+    </w:p>
+    <w:p>
+      <w:pPr>
+        <w:spacing w:before="0" w:after="110" w:line="300" w:lineRule="auto"/>
+      </w:pPr>
+      <w:r>
+        <w:rPr>
+          <w:rFonts w:ascii="Times New Roman" w:hAnsi="Times New Roman" w:eastAsia="Malgun Gothic"/>
+          <w:b/>
+          <w:i w:val="0"/>
+          <w:sz w:val="22"/>
+        </w:rPr>
+        <w:t xml:space="preserve">Крылов: </w:t>
+      </w:r>
+      <w:r>
+        <w:rPr>
+          <w:rFonts w:ascii="Times New Roman" w:hAnsi="Times New Roman" w:eastAsia="Malgun Gothic"/>
+          <w:b w:val="0"/>
+          <w:i w:val="0"/>
+          <w:sz w:val="22"/>
+        </w:rPr>
+        <w:t>Как хотите. Грибоедов, раз уж мы сегодня говорим о литературе, предупреждал: «Минуй нас пуще всех печалей и барский гнев, и барская любовь». От второго вы только что отказались. Готовьтесь к первому.</w:t>
+      </w:r>
+    </w:p>
+    <w:p>
+      <w:pPr>
+        <w:spacing w:before="0" w:after="110" w:line="300" w:lineRule="auto"/>
+      </w:pPr>
+      <w:r>
+        <w:rPr>
+          <w:rFonts w:ascii="Times New Roman" w:hAnsi="Times New Roman" w:eastAsia="Malgun Gothic"/>
+          <w:b/>
+          <w:i w:val="0"/>
+          <w:sz w:val="22"/>
+        </w:rPr>
+        <w:t xml:space="preserve">Лёша: </w:t>
+      </w:r>
+      <w:r>
+        <w:rPr>
+          <w:rFonts w:ascii="Times New Roman" w:hAnsi="Times New Roman" w:eastAsia="Malgun Gothic"/>
+          <w:b w:val="0"/>
+          <w:i w:val="0"/>
+          <w:sz w:val="22"/>
+        </w:rPr>
+        <w:t>Я к нему готовлюсь с того дня, как хоронил Виктора Петровича.</w:t>
+      </w:r>
+    </w:p>
+    <w:p>
+      <w:pPr>
+        <w:spacing w:before="0" w:after="110" w:line="300" w:lineRule="auto"/>
+      </w:pPr>
+      <w:r>
+        <w:rPr>
+          <w:rFonts w:ascii="Times New Roman" w:hAnsi="Times New Roman" w:eastAsia="Malgun Gothic"/>
+          <w:b/>
+          <w:i w:val="0"/>
+          <w:sz w:val="22"/>
+        </w:rPr>
+        <w:t xml:space="preserve">Крылов: </w:t>
+      </w:r>
       <w:r>
         <w:rPr>
           <w:rFonts w:ascii="Times New Roman" w:hAnsi="Times New Roman" w:eastAsia="Malgun Gothic"/>
@@ -1700,7 +2361,16 @@
           <w:color w:val="555555"/>
           <w:sz w:val="22"/>
         </w:rPr>
-        <w:t>(достаёт телефон, набирает Ольгу — с защитником ей говорить разрешено)</w:t>
+        <w:t>(нажимает кнопку на телефоне)</w:t>
+      </w:r>
+      <w:r>
+        <w:rPr>
+          <w:rFonts w:ascii="Times New Roman" w:hAnsi="Times New Roman" w:eastAsia="Malgun Gothic"/>
+          <w:b w:val="0"/>
+          <w:i w:val="0"/>
+          <w:sz w:val="22"/>
+        </w:rPr>
+        <w:t xml:space="preserve"> Проводите Алексея Николаевича.</w:t>
       </w:r>
     </w:p>
     <w:p>
@@ -1714,7 +2384,7 @@
           <w:i w:val="0"/>
           <w:sz w:val="22"/>
         </w:rPr>
-        <w:t xml:space="preserve">Ольга: </w:t>
+        <w:t xml:space="preserve">Секретарь Крылова: </w:t>
       </w:r>
       <w:r>
         <w:rPr>
@@ -1724,7 +2394,7 @@
           <w:color w:val="555555"/>
           <w:sz w:val="22"/>
         </w:rPr>
-        <w:t>(по телефону)</w:t>
+        <w:t>(в дверях)</w:t>
       </w:r>
       <w:r>
         <w:rPr>
@@ -1733,7 +2403,7 @@
           <w:i w:val="0"/>
           <w:sz w:val="22"/>
         </w:rPr>
-        <w:t xml:space="preserve"> Алексей? Вы звоните в неурочное время. Что-то с делом?</w:t>
+        <w:t xml:space="preserve"> Прошу, Алексей Николаевич. Пропуск сдадите на выходе.</w:t>
       </w:r>
     </w:p>
     <w:p>
@@ -1747,7 +2417,7 @@
           <w:i w:val="0"/>
           <w:sz w:val="22"/>
         </w:rPr>
-        <w:t xml:space="preserve">Лёша: </w:t>
+        <w:t xml:space="preserve">Крылов: </w:t>
       </w:r>
       <w:r>
         <w:rPr>
@@ -1756,346 +2426,7 @@
           <w:i w:val="0"/>
           <w:sz w:val="22"/>
         </w:rPr>
-        <w:t>С делом, Ольга Викторовна. Я только что от Крылова. Он предлагал переквалифицировать ваше дело на штраф. В обмен на то, что я буду сообщать ему планы «Света».</w:t>
-      </w:r>
-    </w:p>
-    <w:p>
-      <w:pPr>
-        <w:spacing w:before="0" w:after="110" w:line="300" w:lineRule="auto"/>
-      </w:pPr>
-      <w:r>
-        <w:rPr>
-          <w:rFonts w:ascii="Times New Roman" w:hAnsi="Times New Roman" w:eastAsia="Malgun Gothic"/>
-          <w:b/>
-          <w:i w:val="0"/>
-          <w:sz w:val="22"/>
-        </w:rPr>
-        <w:t xml:space="preserve">Ольга: </w:t>
-      </w:r>
-      <w:r>
-        <w:rPr>
-          <w:rFonts w:ascii="Times New Roman" w:hAnsi="Times New Roman" w:eastAsia="Malgun Gothic"/>
-          <w:b w:val="0"/>
-          <w:i/>
-          <w:color w:val="555555"/>
-          <w:sz w:val="22"/>
-        </w:rPr>
-        <w:t>(пауза)</w:t>
-      </w:r>
-      <w:r>
-        <w:rPr>
-          <w:rFonts w:ascii="Times New Roman" w:hAnsi="Times New Roman" w:eastAsia="Malgun Gothic"/>
-          <w:b w:val="0"/>
-          <w:i w:val="0"/>
-          <w:sz w:val="22"/>
-        </w:rPr>
-        <w:t xml:space="preserve"> И что вы ответили?</w:t>
-      </w:r>
-    </w:p>
-    <w:p>
-      <w:pPr>
-        <w:spacing w:before="0" w:after="110" w:line="300" w:lineRule="auto"/>
-      </w:pPr>
-      <w:r>
-        <w:rPr>
-          <w:rFonts w:ascii="Times New Roman" w:hAnsi="Times New Roman" w:eastAsia="Malgun Gothic"/>
-          <w:b/>
-          <w:i w:val="0"/>
-          <w:sz w:val="22"/>
-        </w:rPr>
-        <w:t xml:space="preserve">Лёша: </w:t>
-      </w:r>
-      <w:r>
-        <w:rPr>
-          <w:rFonts w:ascii="Times New Roman" w:hAnsi="Times New Roman" w:eastAsia="Malgun Gothic"/>
-          <w:b w:val="0"/>
-          <w:i w:val="0"/>
-          <w:sz w:val="22"/>
-        </w:rPr>
-        <w:t>Отказался.</w:t>
-      </w:r>
-    </w:p>
-    <w:p>
-      <w:pPr>
-        <w:spacing w:before="0" w:after="110" w:line="300" w:lineRule="auto"/>
-      </w:pPr>
-      <w:r>
-        <w:rPr>
-          <w:rFonts w:ascii="Times New Roman" w:hAnsi="Times New Roman" w:eastAsia="Malgun Gothic"/>
-          <w:b/>
-          <w:i w:val="0"/>
-          <w:sz w:val="22"/>
-        </w:rPr>
-        <w:t xml:space="preserve">Ольга: </w:t>
-      </w:r>
-      <w:r>
-        <w:rPr>
-          <w:rFonts w:ascii="Times New Roman" w:hAnsi="Times New Roman" w:eastAsia="Malgun Gothic"/>
-          <w:b w:val="0"/>
-          <w:i/>
-          <w:color w:val="555555"/>
-          <w:sz w:val="22"/>
-        </w:rPr>
-        <w:t>(выдыхает)</w:t>
-      </w:r>
-      <w:r>
-        <w:rPr>
-          <w:rFonts w:ascii="Times New Roman" w:hAnsi="Times New Roman" w:eastAsia="Malgun Gothic"/>
-          <w:b w:val="0"/>
-          <w:i w:val="0"/>
-          <w:sz w:val="22"/>
-        </w:rPr>
-        <w:t xml:space="preserve"> Слава богу. Если бы вы согласились, я бы вам этого не простила. И себе тоже.</w:t>
-      </w:r>
-    </w:p>
-    <w:p>
-      <w:pPr>
-        <w:spacing w:before="0" w:after="110" w:line="300" w:lineRule="auto"/>
-      </w:pPr>
-      <w:r>
-        <w:rPr>
-          <w:rFonts w:ascii="Times New Roman" w:hAnsi="Times New Roman" w:eastAsia="Malgun Gothic"/>
-          <w:b/>
-          <w:i w:val="0"/>
-          <w:sz w:val="22"/>
-        </w:rPr>
-        <w:t xml:space="preserve">Лёша: </w:t>
-      </w:r>
-      <w:r>
-        <w:rPr>
-          <w:rFonts w:ascii="Times New Roman" w:hAnsi="Times New Roman" w:eastAsia="Malgun Gothic"/>
-          <w:b w:val="0"/>
-          <w:i w:val="0"/>
-          <w:sz w:val="22"/>
-        </w:rPr>
-        <w:t>Вам грозит до семи лет. Я выбрал за вас, не спросив.</w:t>
-      </w:r>
-    </w:p>
-    <w:p>
-      <w:pPr>
-        <w:spacing w:before="0" w:after="110" w:line="300" w:lineRule="auto"/>
-      </w:pPr>
-      <w:r>
-        <w:rPr>
-          <w:rFonts w:ascii="Times New Roman" w:hAnsi="Times New Roman" w:eastAsia="Malgun Gothic"/>
-          <w:b/>
-          <w:i w:val="0"/>
-          <w:sz w:val="22"/>
-        </w:rPr>
-        <w:t xml:space="preserve">Ольга: </w:t>
-      </w:r>
-      <w:r>
-        <w:rPr>
-          <w:rFonts w:ascii="Times New Roman" w:hAnsi="Times New Roman" w:eastAsia="Malgun Gothic"/>
-          <w:b w:val="0"/>
-          <w:i w:val="0"/>
-          <w:sz w:val="22"/>
-        </w:rPr>
-        <w:t>Вы выбрали за меня правильно. Я бы выбрала то же самое. Что ещё он говорил? Я слышу по голосу, что было что-то ещё.</w:t>
-      </w:r>
-    </w:p>
-    <w:p>
-      <w:pPr>
-        <w:spacing w:before="0" w:after="110" w:line="300" w:lineRule="auto"/>
-      </w:pPr>
-      <w:r>
-        <w:rPr>
-          <w:rFonts w:ascii="Times New Roman" w:hAnsi="Times New Roman" w:eastAsia="Malgun Gothic"/>
-          <w:b/>
-          <w:i w:val="0"/>
-          <w:sz w:val="22"/>
-        </w:rPr>
-        <w:t xml:space="preserve">Лёша: </w:t>
-      </w:r>
-      <w:r>
-        <w:rPr>
-          <w:rFonts w:ascii="Times New Roman" w:hAnsi="Times New Roman" w:eastAsia="Malgun Gothic"/>
-          <w:b w:val="0"/>
-          <w:i w:val="0"/>
-          <w:sz w:val="22"/>
-        </w:rPr>
-        <w:t>Он спросил про Пашу. Намекнул, что тот… сотрудничает не с теми.</w:t>
-      </w:r>
-    </w:p>
-    <w:p>
-      <w:pPr>
-        <w:spacing w:before="0" w:after="110" w:line="300" w:lineRule="auto"/>
-      </w:pPr>
-      <w:r>
-        <w:rPr>
-          <w:rFonts w:ascii="Times New Roman" w:hAnsi="Times New Roman" w:eastAsia="Malgun Gothic"/>
-          <w:b/>
-          <w:i w:val="0"/>
-          <w:sz w:val="22"/>
-        </w:rPr>
-        <w:t xml:space="preserve">Ольга: </w:t>
-      </w:r>
-      <w:r>
-        <w:rPr>
-          <w:rFonts w:ascii="Times New Roman" w:hAnsi="Times New Roman" w:eastAsia="Malgun Gothic"/>
-          <w:b w:val="0"/>
-          <w:i w:val="0"/>
-          <w:sz w:val="22"/>
-        </w:rPr>
-        <w:t>Намёки такого человека — тоже информация, Алексей. Проверьте. Не обвиняйте — проверьте.</w:t>
-      </w:r>
-    </w:p>
-    <w:p>
-      <w:pPr>
-        <w:spacing w:before="0" w:after="110" w:line="300" w:lineRule="auto"/>
-      </w:pPr>
-      <w:r>
-        <w:rPr>
-          <w:rFonts w:ascii="Times New Roman" w:hAnsi="Times New Roman" w:eastAsia="Malgun Gothic"/>
-          <w:b/>
-          <w:i w:val="0"/>
-          <w:sz w:val="22"/>
-        </w:rPr>
-        <w:t xml:space="preserve">Лёша: </w:t>
-      </w:r>
-      <w:r>
-        <w:rPr>
-          <w:rFonts w:ascii="Times New Roman" w:hAnsi="Times New Roman" w:eastAsia="Malgun Gothic"/>
-          <w:b w:val="0"/>
-          <w:i w:val="0"/>
-          <w:sz w:val="22"/>
-        </w:rPr>
-        <w:t>Как проверить друга, не оскорбив его?</w:t>
-      </w:r>
-    </w:p>
-    <w:p>
-      <w:pPr>
-        <w:spacing w:before="0" w:after="110" w:line="300" w:lineRule="auto"/>
-      </w:pPr>
-      <w:r>
-        <w:rPr>
-          <w:rFonts w:ascii="Times New Roman" w:hAnsi="Times New Roman" w:eastAsia="Malgun Gothic"/>
-          <w:b/>
-          <w:i w:val="0"/>
-          <w:sz w:val="22"/>
-        </w:rPr>
-        <w:t xml:space="preserve">Ольга: </w:t>
-      </w:r>
-      <w:r>
-        <w:rPr>
-          <w:rFonts w:ascii="Times New Roman" w:hAnsi="Times New Roman" w:eastAsia="Malgun Gothic"/>
-          <w:b w:val="0"/>
-          <w:i/>
-          <w:color w:val="555555"/>
-          <w:sz w:val="22"/>
-        </w:rPr>
-        <w:t>(тихо)</w:t>
-      </w:r>
-      <w:r>
-        <w:rPr>
-          <w:rFonts w:ascii="Times New Roman" w:hAnsi="Times New Roman" w:eastAsia="Malgun Gothic"/>
-          <w:b w:val="0"/>
-          <w:i w:val="0"/>
-          <w:sz w:val="22"/>
-        </w:rPr>
-        <w:t xml:space="preserve"> Никак. Поэтому люди обычно и не проверяют.</w:t>
-      </w:r>
-    </w:p>
-    <w:p>
-      <w:pPr>
-        <w:spacing w:before="0" w:after="110" w:line="300" w:lineRule="auto"/>
-      </w:pPr>
-      <w:r>
-        <w:rPr>
-          <w:rFonts w:ascii="Times New Roman" w:hAnsi="Times New Roman" w:eastAsia="Malgun Gothic"/>
-          <w:b/>
-          <w:i w:val="0"/>
-          <w:sz w:val="22"/>
-        </w:rPr>
-        <w:t xml:space="preserve">Лёша: </w:t>
-      </w:r>
-      <w:r>
-        <w:rPr>
-          <w:rFonts w:ascii="Times New Roman" w:hAnsi="Times New Roman" w:eastAsia="Malgun Gothic"/>
-          <w:b w:val="0"/>
-          <w:i w:val="0"/>
-          <w:sz w:val="22"/>
-        </w:rPr>
-        <w:t>Тогда я подожду. Паша сам мне всё рассказывает. Про Балагина он рассказал первым.</w:t>
-      </w:r>
-    </w:p>
-    <w:p>
-      <w:pPr>
-        <w:spacing w:before="0" w:after="110" w:line="300" w:lineRule="auto"/>
-      </w:pPr>
-      <w:r>
-        <w:rPr>
-          <w:rFonts w:ascii="Times New Roman" w:hAnsi="Times New Roman" w:eastAsia="Malgun Gothic"/>
-          <w:b/>
-          <w:i w:val="0"/>
-          <w:sz w:val="22"/>
-        </w:rPr>
-        <w:t xml:space="preserve">Ольга: </w:t>
-      </w:r>
-      <w:r>
-        <w:rPr>
-          <w:rFonts w:ascii="Times New Roman" w:hAnsi="Times New Roman" w:eastAsia="Malgun Gothic"/>
-          <w:b w:val="0"/>
-          <w:i/>
-          <w:color w:val="555555"/>
-          <w:sz w:val="22"/>
-        </w:rPr>
-        <w:t>(после паузы)</w:t>
-      </w:r>
-      <w:r>
-        <w:rPr>
-          <w:rFonts w:ascii="Times New Roman" w:hAnsi="Times New Roman" w:eastAsia="Malgun Gothic"/>
-          <w:b w:val="0"/>
-          <w:i w:val="0"/>
-          <w:sz w:val="22"/>
-        </w:rPr>
-        <w:t xml:space="preserve"> Ваше право. Звоните завтра, Алексей. Мне теперь можно разговаривать только с вами.</w:t>
-      </w:r>
-    </w:p>
-    <w:p>
-      <w:pPr>
-        <w:spacing w:before="0" w:after="110" w:line="300" w:lineRule="auto"/>
-      </w:pPr>
-      <w:r>
-        <w:rPr>
-          <w:rFonts w:ascii="Times New Roman" w:hAnsi="Times New Roman" w:eastAsia="Malgun Gothic"/>
-          <w:b/>
-          <w:i w:val="0"/>
-          <w:sz w:val="22"/>
-        </w:rPr>
-        <w:t xml:space="preserve">Лёша: </w:t>
-      </w:r>
-      <w:r>
-        <w:rPr>
-          <w:rFonts w:ascii="Times New Roman" w:hAnsi="Times New Roman" w:eastAsia="Malgun Gothic"/>
-          <w:b w:val="0"/>
-          <w:i w:val="0"/>
-          <w:sz w:val="22"/>
-        </w:rPr>
-        <w:t>Ольга Викторовна… как вы там? Не по делу — просто.</w:t>
-      </w:r>
-    </w:p>
-    <w:p>
-      <w:pPr>
-        <w:spacing w:before="0" w:after="110" w:line="300" w:lineRule="auto"/>
-      </w:pPr>
-      <w:r>
-        <w:rPr>
-          <w:rFonts w:ascii="Times New Roman" w:hAnsi="Times New Roman" w:eastAsia="Malgun Gothic"/>
-          <w:b/>
-          <w:i w:val="0"/>
-          <w:sz w:val="22"/>
-        </w:rPr>
-        <w:t xml:space="preserve">Ольга: </w:t>
-      </w:r>
-      <w:r>
-        <w:rPr>
-          <w:rFonts w:ascii="Times New Roman" w:hAnsi="Times New Roman" w:eastAsia="Malgun Gothic"/>
-          <w:b w:val="0"/>
-          <w:i w:val="0"/>
-          <w:sz w:val="22"/>
-        </w:rPr>
-        <w:t>Читаю. Смотрю в окно. Учусь сидеть на месте — в моём возрасте самое время. Идите работать, Алексей.</w:t>
+        <w:t>Дверь открыта, если передумаете. Но предложение не будет висеть вечно.</w:t>
       </w:r>
     </w:p>
     <w:p>
@@ -2111,12 +2442,12 @@
           <w:color w:val="1F3864"/>
           <w:sz w:val="26"/>
         </w:rPr>
-        <w:t>핵심 문학 인용</w:t>
+        <w:t>장면 8 — 밖으로 나와서, 올가와의 통화</w:t>
       </w:r>
     </w:p>
     <w:p>
       <w:pPr>
-        <w:spacing w:before="0" w:after="120"/>
+        <w:spacing w:before="0" w:after="110" w:line="300" w:lineRule="auto"/>
       </w:pPr>
       <w:r>
         <w:rPr>
@@ -2125,7 +2456,17 @@
           <w:i w:val="0"/>
           <w:sz w:val="22"/>
         </w:rPr>
-        <w:t>Иван Крылов, «Волк и Ягнёнок» (мораль басни): «У сильного всегда бессильный виноват»</w:t>
+        <w:t xml:space="preserve">Лёша: </w:t>
+      </w:r>
+      <w:r>
+        <w:rPr>
+          <w:rFonts w:ascii="Times New Roman" w:hAnsi="Times New Roman" w:eastAsia="Malgun Gothic"/>
+          <w:b w:val="0"/>
+          <w:i/>
+          <w:color w:val="555555"/>
+          <w:sz w:val="22"/>
+        </w:rPr>
+        <w:t>(один, на улице, пытается унять дрожь в руках; себе)</w:t>
       </w:r>
       <w:r>
         <w:rPr>
@@ -2134,12 +2475,27 @@
           <w:i w:val="0"/>
           <w:sz w:val="22"/>
         </w:rPr>
-        <w:t xml:space="preserve"> — 한국어 해설: 료샤가 크릴로프 장군에게 "당신의 동성(同姓) 작가"의 우화를 들이댄다. 크릴로프는 "새끼양은 늑대가 악해서가 아니라 엉뚱한 개울에 물을 마시러 와서 죽는다"고 받아쳐, 체제에 맞선 비코프와 올가의 운명을 냉소적으로 요약한다 (장면 4).</w:t>
+        <w:t xml:space="preserve"> Он знает про Пашу. Или блефует. Или знает.</w:t>
       </w:r>
     </w:p>
     <w:p>
       <w:pPr>
-        <w:spacing w:before="0" w:after="120"/>
+        <w:spacing w:before="0" w:after="110" w:line="300" w:lineRule="auto"/>
+      </w:pPr>
+      <w:r>
+        <w:rPr>
+          <w:rFonts w:ascii="Times New Roman" w:hAnsi="Times New Roman" w:eastAsia="Malgun Gothic"/>
+          <w:b w:val="0"/>
+          <w:i/>
+          <w:color w:val="555555"/>
+          <w:sz w:val="22"/>
+        </w:rPr>
+        <w:t>(достаёт телефон, набирает Ольгу — с защитником ей говорить разрешено)</w:t>
+      </w:r>
+    </w:p>
+    <w:p>
+      <w:pPr>
+        <w:spacing w:before="0" w:after="110" w:line="300" w:lineRule="auto"/>
       </w:pPr>
       <w:r>
         <w:rPr>
@@ -2148,7 +2504,17 @@
           <w:i w:val="0"/>
           <w:sz w:val="22"/>
         </w:rPr>
-        <w:t>Александр Грибоедов, «Горе от ума» (слова Лизы): «Минуй нас пуще всех печалей / И барский гнев, и барская любовь»</w:t>
+        <w:t xml:space="preserve">Ольга: </w:t>
+      </w:r>
+      <w:r>
+        <w:rPr>
+          <w:rFonts w:ascii="Times New Roman" w:hAnsi="Times New Roman" w:eastAsia="Malgun Gothic"/>
+          <w:b w:val="0"/>
+          <w:i/>
+          <w:color w:val="555555"/>
+          <w:sz w:val="22"/>
+        </w:rPr>
+        <w:t>(по телефону)</w:t>
       </w:r>
       <w:r>
         <w:rPr>
@@ -2157,7 +2523,1001 @@
           <w:i w:val="0"/>
           <w:sz w:val="22"/>
         </w:rPr>
-        <w:t xml:space="preserve"> — 한국어 해설: 거절당한 크릴로프가 떠나는 료샤에게 남기는 경고. 권력자의 '호의'(감형 제안)를 거부했으니 이제 '분노'(조직 조사, 가족 압박)를 각오하라는 뜻이며, 곧바로 8화 아버지의 해고와 9화 이탈자들로 현실이 된다 (장면 6).</w:t>
+        <w:t xml:space="preserve"> Алексей? Вы звоните в неурочное время. Что-то с делом?</w:t>
+      </w:r>
+    </w:p>
+    <w:p>
+      <w:pPr>
+        <w:spacing w:before="0" w:after="110" w:line="300" w:lineRule="auto"/>
+      </w:pPr>
+      <w:r>
+        <w:rPr>
+          <w:rFonts w:ascii="Times New Roman" w:hAnsi="Times New Roman" w:eastAsia="Malgun Gothic"/>
+          <w:b/>
+          <w:i w:val="0"/>
+          <w:sz w:val="22"/>
+        </w:rPr>
+        <w:t xml:space="preserve">Лёша: </w:t>
+      </w:r>
+      <w:r>
+        <w:rPr>
+          <w:rFonts w:ascii="Times New Roman" w:hAnsi="Times New Roman" w:eastAsia="Malgun Gothic"/>
+          <w:b w:val="0"/>
+          <w:i w:val="0"/>
+          <w:sz w:val="22"/>
+        </w:rPr>
+        <w:t>С делом, Ольга Викторовна. Я только что от Крылова. Он предлагал переквалифицировать ваше дело на штраф. В обмен на то, что я буду сообщать ему планы «Света».</w:t>
+      </w:r>
+    </w:p>
+    <w:p>
+      <w:pPr>
+        <w:spacing w:before="0" w:after="110" w:line="300" w:lineRule="auto"/>
+      </w:pPr>
+      <w:r>
+        <w:rPr>
+          <w:rFonts w:ascii="Times New Roman" w:hAnsi="Times New Roman" w:eastAsia="Malgun Gothic"/>
+          <w:b/>
+          <w:i w:val="0"/>
+          <w:sz w:val="22"/>
+        </w:rPr>
+        <w:t xml:space="preserve">Ольга: </w:t>
+      </w:r>
+      <w:r>
+        <w:rPr>
+          <w:rFonts w:ascii="Times New Roman" w:hAnsi="Times New Roman" w:eastAsia="Malgun Gothic"/>
+          <w:b w:val="0"/>
+          <w:i/>
+          <w:color w:val="555555"/>
+          <w:sz w:val="22"/>
+        </w:rPr>
+        <w:t>(пауза)</w:t>
+      </w:r>
+      <w:r>
+        <w:rPr>
+          <w:rFonts w:ascii="Times New Roman" w:hAnsi="Times New Roman" w:eastAsia="Malgun Gothic"/>
+          <w:b w:val="0"/>
+          <w:i w:val="0"/>
+          <w:sz w:val="22"/>
+        </w:rPr>
+        <w:t xml:space="preserve"> И что вы ответили?</w:t>
+      </w:r>
+    </w:p>
+    <w:p>
+      <w:pPr>
+        <w:spacing w:before="0" w:after="110" w:line="300" w:lineRule="auto"/>
+      </w:pPr>
+      <w:r>
+        <w:rPr>
+          <w:rFonts w:ascii="Times New Roman" w:hAnsi="Times New Roman" w:eastAsia="Malgun Gothic"/>
+          <w:b/>
+          <w:i w:val="0"/>
+          <w:sz w:val="22"/>
+        </w:rPr>
+        <w:t xml:space="preserve">Лёша: </w:t>
+      </w:r>
+      <w:r>
+        <w:rPr>
+          <w:rFonts w:ascii="Times New Roman" w:hAnsi="Times New Roman" w:eastAsia="Malgun Gothic"/>
+          <w:b w:val="0"/>
+          <w:i w:val="0"/>
+          <w:sz w:val="22"/>
+        </w:rPr>
+        <w:t>Отказался.</w:t>
+      </w:r>
+    </w:p>
+    <w:p>
+      <w:pPr>
+        <w:spacing w:before="0" w:after="110" w:line="300" w:lineRule="auto"/>
+      </w:pPr>
+      <w:r>
+        <w:rPr>
+          <w:rFonts w:ascii="Times New Roman" w:hAnsi="Times New Roman" w:eastAsia="Malgun Gothic"/>
+          <w:b/>
+          <w:i w:val="0"/>
+          <w:sz w:val="22"/>
+        </w:rPr>
+        <w:t xml:space="preserve">Ольга: </w:t>
+      </w:r>
+      <w:r>
+        <w:rPr>
+          <w:rFonts w:ascii="Times New Roman" w:hAnsi="Times New Roman" w:eastAsia="Malgun Gothic"/>
+          <w:b w:val="0"/>
+          <w:i/>
+          <w:color w:val="555555"/>
+          <w:sz w:val="22"/>
+        </w:rPr>
+        <w:t>(выдыхает)</w:t>
+      </w:r>
+      <w:r>
+        <w:rPr>
+          <w:rFonts w:ascii="Times New Roman" w:hAnsi="Times New Roman" w:eastAsia="Malgun Gothic"/>
+          <w:b w:val="0"/>
+          <w:i w:val="0"/>
+          <w:sz w:val="22"/>
+        </w:rPr>
+        <w:t xml:space="preserve"> Слава богу. Если бы вы согласились, я бы вам этого не простила. И себе тоже.</w:t>
+      </w:r>
+    </w:p>
+    <w:p>
+      <w:pPr>
+        <w:spacing w:before="0" w:after="110" w:line="300" w:lineRule="auto"/>
+      </w:pPr>
+      <w:r>
+        <w:rPr>
+          <w:rFonts w:ascii="Times New Roman" w:hAnsi="Times New Roman" w:eastAsia="Malgun Gothic"/>
+          <w:b/>
+          <w:i w:val="0"/>
+          <w:sz w:val="22"/>
+        </w:rPr>
+        <w:t xml:space="preserve">Лёша: </w:t>
+      </w:r>
+      <w:r>
+        <w:rPr>
+          <w:rFonts w:ascii="Times New Roman" w:hAnsi="Times New Roman" w:eastAsia="Malgun Gothic"/>
+          <w:b w:val="0"/>
+          <w:i w:val="0"/>
+          <w:sz w:val="22"/>
+        </w:rPr>
+        <w:t>Вы даже не дослушали, чем он грозил.</w:t>
+      </w:r>
+    </w:p>
+    <w:p>
+      <w:pPr>
+        <w:spacing w:before="0" w:after="110" w:line="300" w:lineRule="auto"/>
+      </w:pPr>
+      <w:r>
+        <w:rPr>
+          <w:rFonts w:ascii="Times New Roman" w:hAnsi="Times New Roman" w:eastAsia="Malgun Gothic"/>
+          <w:b/>
+          <w:i w:val="0"/>
+          <w:sz w:val="22"/>
+        </w:rPr>
+        <w:t xml:space="preserve">Ольга: </w:t>
+      </w:r>
+      <w:r>
+        <w:rPr>
+          <w:rFonts w:ascii="Times New Roman" w:hAnsi="Times New Roman" w:eastAsia="Malgun Gothic"/>
+          <w:b w:val="0"/>
+          <w:i w:val="0"/>
+          <w:sz w:val="22"/>
+        </w:rPr>
+        <w:t>Мне не нужно дослушивать. Свобода, купленная так, — не свобода, а поводок подлиннее. Я его носить не буду.</w:t>
+      </w:r>
+    </w:p>
+    <w:p>
+      <w:pPr>
+        <w:spacing w:before="0" w:after="110" w:line="300" w:lineRule="auto"/>
+      </w:pPr>
+      <w:r>
+        <w:rPr>
+          <w:rFonts w:ascii="Times New Roman" w:hAnsi="Times New Roman" w:eastAsia="Malgun Gothic"/>
+          <w:b/>
+          <w:i w:val="0"/>
+          <w:sz w:val="22"/>
+        </w:rPr>
+        <w:t xml:space="preserve">Лёша: </w:t>
+      </w:r>
+      <w:r>
+        <w:rPr>
+          <w:rFonts w:ascii="Times New Roman" w:hAnsi="Times New Roman" w:eastAsia="Malgun Gothic"/>
+          <w:b w:val="0"/>
+          <w:i w:val="0"/>
+          <w:sz w:val="22"/>
+        </w:rPr>
+        <w:t>Вам грозит до семи лет. Я выбрал за вас, не спросив.</w:t>
+      </w:r>
+    </w:p>
+    <w:p>
+      <w:pPr>
+        <w:spacing w:before="0" w:after="110" w:line="300" w:lineRule="auto"/>
+      </w:pPr>
+      <w:r>
+        <w:rPr>
+          <w:rFonts w:ascii="Times New Roman" w:hAnsi="Times New Roman" w:eastAsia="Malgun Gothic"/>
+          <w:b/>
+          <w:i w:val="0"/>
+          <w:sz w:val="22"/>
+        </w:rPr>
+        <w:t xml:space="preserve">Ольга: </w:t>
+      </w:r>
+      <w:r>
+        <w:rPr>
+          <w:rFonts w:ascii="Times New Roman" w:hAnsi="Times New Roman" w:eastAsia="Malgun Gothic"/>
+          <w:b w:val="0"/>
+          <w:i w:val="0"/>
+          <w:sz w:val="22"/>
+        </w:rPr>
+        <w:t>Вы выбрали за меня правильно. Я бы выбрала то же самое. Что ещё он говорил? Я слышу по голосу, что было что-то ещё.</w:t>
+      </w:r>
+    </w:p>
+    <w:p>
+      <w:pPr>
+        <w:spacing w:before="0" w:after="110" w:line="300" w:lineRule="auto"/>
+      </w:pPr>
+      <w:r>
+        <w:rPr>
+          <w:rFonts w:ascii="Times New Roman" w:hAnsi="Times New Roman" w:eastAsia="Malgun Gothic"/>
+          <w:b/>
+          <w:i w:val="0"/>
+          <w:sz w:val="22"/>
+        </w:rPr>
+        <w:t xml:space="preserve">Лёша: </w:t>
+      </w:r>
+      <w:r>
+        <w:rPr>
+          <w:rFonts w:ascii="Times New Roman" w:hAnsi="Times New Roman" w:eastAsia="Malgun Gothic"/>
+          <w:b w:val="0"/>
+          <w:i w:val="0"/>
+          <w:sz w:val="22"/>
+        </w:rPr>
+        <w:t>Он спросил про Пашу. Намекнул, что тот… сотрудничает не с теми.</w:t>
+      </w:r>
+    </w:p>
+    <w:p>
+      <w:pPr>
+        <w:spacing w:before="0" w:after="110" w:line="300" w:lineRule="auto"/>
+      </w:pPr>
+      <w:r>
+        <w:rPr>
+          <w:rFonts w:ascii="Times New Roman" w:hAnsi="Times New Roman" w:eastAsia="Malgun Gothic"/>
+          <w:b/>
+          <w:i w:val="0"/>
+          <w:sz w:val="22"/>
+        </w:rPr>
+        <w:t xml:space="preserve">Ольга: </w:t>
+      </w:r>
+      <w:r>
+        <w:rPr>
+          <w:rFonts w:ascii="Times New Roman" w:hAnsi="Times New Roman" w:eastAsia="Malgun Gothic"/>
+          <w:b w:val="0"/>
+          <w:i w:val="0"/>
+          <w:sz w:val="22"/>
+        </w:rPr>
+        <w:t>Намёки такого человека — тоже информация, Алексей. Проверьте. Не обвиняйте — проверьте.</w:t>
+      </w:r>
+    </w:p>
+    <w:p>
+      <w:pPr>
+        <w:spacing w:before="0" w:after="110" w:line="300" w:lineRule="auto"/>
+      </w:pPr>
+      <w:r>
+        <w:rPr>
+          <w:rFonts w:ascii="Times New Roman" w:hAnsi="Times New Roman" w:eastAsia="Malgun Gothic"/>
+          <w:b/>
+          <w:i w:val="0"/>
+          <w:sz w:val="22"/>
+        </w:rPr>
+        <w:t xml:space="preserve">Лёша: </w:t>
+      </w:r>
+      <w:r>
+        <w:rPr>
+          <w:rFonts w:ascii="Times New Roman" w:hAnsi="Times New Roman" w:eastAsia="Malgun Gothic"/>
+          <w:b w:val="0"/>
+          <w:i w:val="0"/>
+          <w:sz w:val="22"/>
+        </w:rPr>
+        <w:t>Как проверить друга, не оскорбив его?</w:t>
+      </w:r>
+    </w:p>
+    <w:p>
+      <w:pPr>
+        <w:spacing w:before="0" w:after="110" w:line="300" w:lineRule="auto"/>
+      </w:pPr>
+      <w:r>
+        <w:rPr>
+          <w:rFonts w:ascii="Times New Roman" w:hAnsi="Times New Roman" w:eastAsia="Malgun Gothic"/>
+          <w:b/>
+          <w:i w:val="0"/>
+          <w:sz w:val="22"/>
+        </w:rPr>
+        <w:t xml:space="preserve">Ольга: </w:t>
+      </w:r>
+      <w:r>
+        <w:rPr>
+          <w:rFonts w:ascii="Times New Roman" w:hAnsi="Times New Roman" w:eastAsia="Malgun Gothic"/>
+          <w:b w:val="0"/>
+          <w:i/>
+          <w:color w:val="555555"/>
+          <w:sz w:val="22"/>
+        </w:rPr>
+        <w:t>(тихо)</w:t>
+      </w:r>
+      <w:r>
+        <w:rPr>
+          <w:rFonts w:ascii="Times New Roman" w:hAnsi="Times New Roman" w:eastAsia="Malgun Gothic"/>
+          <w:b w:val="0"/>
+          <w:i w:val="0"/>
+          <w:sz w:val="22"/>
+        </w:rPr>
+        <w:t xml:space="preserve"> Никак. Поэтому люди обычно и не проверяют.</w:t>
+      </w:r>
+    </w:p>
+    <w:p>
+      <w:pPr>
+        <w:spacing w:before="0" w:after="110" w:line="300" w:lineRule="auto"/>
+      </w:pPr>
+      <w:r>
+        <w:rPr>
+          <w:rFonts w:ascii="Times New Roman" w:hAnsi="Times New Roman" w:eastAsia="Malgun Gothic"/>
+          <w:b/>
+          <w:i w:val="0"/>
+          <w:sz w:val="22"/>
+        </w:rPr>
+        <w:t xml:space="preserve">Лёша: </w:t>
+      </w:r>
+      <w:r>
+        <w:rPr>
+          <w:rFonts w:ascii="Times New Roman" w:hAnsi="Times New Roman" w:eastAsia="Malgun Gothic"/>
+          <w:b w:val="0"/>
+          <w:i w:val="0"/>
+          <w:sz w:val="22"/>
+        </w:rPr>
+        <w:t>Вы бы проверили?</w:t>
+      </w:r>
+    </w:p>
+    <w:p>
+      <w:pPr>
+        <w:spacing w:before="0" w:after="110" w:line="300" w:lineRule="auto"/>
+      </w:pPr>
+      <w:r>
+        <w:rPr>
+          <w:rFonts w:ascii="Times New Roman" w:hAnsi="Times New Roman" w:eastAsia="Malgun Gothic"/>
+          <w:b/>
+          <w:i w:val="0"/>
+          <w:sz w:val="22"/>
+        </w:rPr>
+        <w:t xml:space="preserve">Ольга: </w:t>
+      </w:r>
+      <w:r>
+        <w:rPr>
+          <w:rFonts w:ascii="Times New Roman" w:hAnsi="Times New Roman" w:eastAsia="Malgun Gothic"/>
+          <w:b w:val="0"/>
+          <w:i w:val="0"/>
+          <w:sz w:val="22"/>
+        </w:rPr>
+        <w:t>Я бы спросила. Прямо, один раз, глядя в глаза. А потом решила бы, верить ответу или нет. Это всё, что у нас есть.</w:t>
+      </w:r>
+    </w:p>
+    <w:p>
+      <w:pPr>
+        <w:spacing w:before="0" w:after="110" w:line="300" w:lineRule="auto"/>
+      </w:pPr>
+      <w:r>
+        <w:rPr>
+          <w:rFonts w:ascii="Times New Roman" w:hAnsi="Times New Roman" w:eastAsia="Malgun Gothic"/>
+          <w:b/>
+          <w:i w:val="0"/>
+          <w:sz w:val="22"/>
+        </w:rPr>
+        <w:t xml:space="preserve">Лёша: </w:t>
+      </w:r>
+      <w:r>
+        <w:rPr>
+          <w:rFonts w:ascii="Times New Roman" w:hAnsi="Times New Roman" w:eastAsia="Malgun Gothic"/>
+          <w:b w:val="0"/>
+          <w:i w:val="0"/>
+          <w:sz w:val="22"/>
+        </w:rPr>
+        <w:t>Тогда я подожду. Паша сам мне всё рассказывает. Про Балагина он рассказал первым.</w:t>
+      </w:r>
+    </w:p>
+    <w:p>
+      <w:pPr>
+        <w:spacing w:before="0" w:after="110" w:line="300" w:lineRule="auto"/>
+      </w:pPr>
+      <w:r>
+        <w:rPr>
+          <w:rFonts w:ascii="Times New Roman" w:hAnsi="Times New Roman" w:eastAsia="Malgun Gothic"/>
+          <w:b/>
+          <w:i w:val="0"/>
+          <w:sz w:val="22"/>
+        </w:rPr>
+        <w:t xml:space="preserve">Ольга: </w:t>
+      </w:r>
+      <w:r>
+        <w:rPr>
+          <w:rFonts w:ascii="Times New Roman" w:hAnsi="Times New Roman" w:eastAsia="Malgun Gothic"/>
+          <w:b w:val="0"/>
+          <w:i/>
+          <w:color w:val="555555"/>
+          <w:sz w:val="22"/>
+        </w:rPr>
+        <w:t>(после паузы)</w:t>
+      </w:r>
+      <w:r>
+        <w:rPr>
+          <w:rFonts w:ascii="Times New Roman" w:hAnsi="Times New Roman" w:eastAsia="Malgun Gothic"/>
+          <w:b w:val="0"/>
+          <w:i w:val="0"/>
+          <w:sz w:val="22"/>
+        </w:rPr>
+        <w:t xml:space="preserve"> Ваше право. Звоните завтра, Алексей. Мне теперь можно разговаривать только с вами.</w:t>
+      </w:r>
+    </w:p>
+    <w:p>
+      <w:pPr>
+        <w:spacing w:before="0" w:after="110" w:line="300" w:lineRule="auto"/>
+      </w:pPr>
+      <w:r>
+        <w:rPr>
+          <w:rFonts w:ascii="Times New Roman" w:hAnsi="Times New Roman" w:eastAsia="Malgun Gothic"/>
+          <w:b/>
+          <w:i w:val="0"/>
+          <w:sz w:val="22"/>
+        </w:rPr>
+        <w:t xml:space="preserve">Лёша: </w:t>
+      </w:r>
+      <w:r>
+        <w:rPr>
+          <w:rFonts w:ascii="Times New Roman" w:hAnsi="Times New Roman" w:eastAsia="Malgun Gothic"/>
+          <w:b w:val="0"/>
+          <w:i w:val="0"/>
+          <w:sz w:val="22"/>
+        </w:rPr>
+        <w:t>Ольга Викторовна… как вы там? Не по делу — просто.</w:t>
+      </w:r>
+    </w:p>
+    <w:p>
+      <w:pPr>
+        <w:spacing w:before="0" w:after="110" w:line="300" w:lineRule="auto"/>
+      </w:pPr>
+      <w:r>
+        <w:rPr>
+          <w:rFonts w:ascii="Times New Roman" w:hAnsi="Times New Roman" w:eastAsia="Malgun Gothic"/>
+          <w:b/>
+          <w:i w:val="0"/>
+          <w:sz w:val="22"/>
+        </w:rPr>
+        <w:t xml:space="preserve">Ольга: </w:t>
+      </w:r>
+      <w:r>
+        <w:rPr>
+          <w:rFonts w:ascii="Times New Roman" w:hAnsi="Times New Roman" w:eastAsia="Malgun Gothic"/>
+          <w:b w:val="0"/>
+          <w:i w:val="0"/>
+          <w:sz w:val="22"/>
+        </w:rPr>
+        <w:t>Читаю. Смотрю в окно. Учусь сидеть на месте — в моём возрасте самое время. Идите работать, Алексей.</w:t>
+      </w:r>
+    </w:p>
+    <w:p>
+      <w:pPr>
+        <w:keepNext/>
+        <w:spacing w:before="320" w:after="140"/>
+      </w:pPr>
+      <w:r>
+        <w:rPr>
+          <w:rFonts w:ascii="Times New Roman" w:hAnsi="Times New Roman" w:eastAsia="Malgun Gothic"/>
+          <w:b/>
+          <w:i w:val="0"/>
+          <w:color w:val="1F3864"/>
+          <w:sz w:val="26"/>
+        </w:rPr>
+        <w:t>장면 9 — 밤, 파벨과의 통화</w:t>
+      </w:r>
+    </w:p>
+    <w:p>
+      <w:pPr>
+        <w:spacing w:before="0" w:after="110" w:line="300" w:lineRule="auto"/>
+      </w:pPr>
+      <w:r>
+        <w:rPr>
+          <w:rFonts w:ascii="Times New Roman" w:hAnsi="Times New Roman" w:eastAsia="Malgun Gothic"/>
+          <w:b/>
+          <w:i w:val="0"/>
+          <w:sz w:val="22"/>
+        </w:rPr>
+        <w:t xml:space="preserve">Лёша: </w:t>
+      </w:r>
+      <w:r>
+        <w:rPr>
+          <w:rFonts w:ascii="Times New Roman" w:hAnsi="Times New Roman" w:eastAsia="Malgun Gothic"/>
+          <w:b w:val="0"/>
+          <w:i/>
+          <w:color w:val="555555"/>
+          <w:sz w:val="22"/>
+        </w:rPr>
+        <w:t>(набирает номер, долго слушает гудки)</w:t>
+      </w:r>
+      <w:r>
+        <w:rPr>
+          <w:rFonts w:ascii="Times New Roman" w:hAnsi="Times New Roman" w:eastAsia="Malgun Gothic"/>
+          <w:b w:val="0"/>
+          <w:i w:val="0"/>
+          <w:sz w:val="22"/>
+        </w:rPr>
+        <w:t xml:space="preserve"> Паш?</w:t>
+      </w:r>
+    </w:p>
+    <w:p>
+      <w:pPr>
+        <w:spacing w:before="0" w:after="110" w:line="300" w:lineRule="auto"/>
+      </w:pPr>
+      <w:r>
+        <w:rPr>
+          <w:rFonts w:ascii="Times New Roman" w:hAnsi="Times New Roman" w:eastAsia="Malgun Gothic"/>
+          <w:b/>
+          <w:i w:val="0"/>
+          <w:sz w:val="22"/>
+        </w:rPr>
+        <w:t xml:space="preserve">Павел: </w:t>
+      </w:r>
+      <w:r>
+        <w:rPr>
+          <w:rFonts w:ascii="Times New Roman" w:hAnsi="Times New Roman" w:eastAsia="Malgun Gothic"/>
+          <w:b w:val="0"/>
+          <w:i/>
+          <w:color w:val="555555"/>
+          <w:sz w:val="22"/>
+        </w:rPr>
+        <w:t>(сонно)</w:t>
+      </w:r>
+      <w:r>
+        <w:rPr>
+          <w:rFonts w:ascii="Times New Roman" w:hAnsi="Times New Roman" w:eastAsia="Malgun Gothic"/>
+          <w:b w:val="0"/>
+          <w:i w:val="0"/>
+          <w:sz w:val="22"/>
+        </w:rPr>
+        <w:t xml:space="preserve"> Лёш? Ты чего так поздно? У тебя всё нормально?</w:t>
+      </w:r>
+    </w:p>
+    <w:p>
+      <w:pPr>
+        <w:spacing w:before="0" w:after="110" w:line="300" w:lineRule="auto"/>
+      </w:pPr>
+      <w:r>
+        <w:rPr>
+          <w:rFonts w:ascii="Times New Roman" w:hAnsi="Times New Roman" w:eastAsia="Malgun Gothic"/>
+          <w:b/>
+          <w:i w:val="0"/>
+          <w:sz w:val="22"/>
+        </w:rPr>
+        <w:t xml:space="preserve">Лёша: </w:t>
+      </w:r>
+      <w:r>
+        <w:rPr>
+          <w:rFonts w:ascii="Times New Roman" w:hAnsi="Times New Roman" w:eastAsia="Malgun Gothic"/>
+          <w:b w:val="0"/>
+          <w:i w:val="0"/>
+          <w:sz w:val="22"/>
+        </w:rPr>
+        <w:t>Нормально. Просто хотел услышать голос. День был… длинный.</w:t>
+      </w:r>
+    </w:p>
+    <w:p>
+      <w:pPr>
+        <w:spacing w:before="0" w:after="110" w:line="300" w:lineRule="auto"/>
+      </w:pPr>
+      <w:r>
+        <w:rPr>
+          <w:rFonts w:ascii="Times New Roman" w:hAnsi="Times New Roman" w:eastAsia="Malgun Gothic"/>
+          <w:b/>
+          <w:i w:val="0"/>
+          <w:sz w:val="22"/>
+        </w:rPr>
+        <w:t xml:space="preserve">Павел: </w:t>
+      </w:r>
+      <w:r>
+        <w:rPr>
+          <w:rFonts w:ascii="Times New Roman" w:hAnsi="Times New Roman" w:eastAsia="Malgun Gothic"/>
+          <w:b w:val="0"/>
+          <w:i w:val="0"/>
+          <w:sz w:val="22"/>
+        </w:rPr>
+        <w:t>Ты где был? Опять в суде?</w:t>
+      </w:r>
+    </w:p>
+    <w:p>
+      <w:pPr>
+        <w:spacing w:before="0" w:after="110" w:line="300" w:lineRule="auto"/>
+      </w:pPr>
+      <w:r>
+        <w:rPr>
+          <w:rFonts w:ascii="Times New Roman" w:hAnsi="Times New Roman" w:eastAsia="Malgun Gothic"/>
+          <w:b/>
+          <w:i w:val="0"/>
+          <w:sz w:val="22"/>
+        </w:rPr>
+        <w:t xml:space="preserve">Лёша: </w:t>
+      </w:r>
+      <w:r>
+        <w:rPr>
+          <w:rFonts w:ascii="Times New Roman" w:hAnsi="Times New Roman" w:eastAsia="Malgun Gothic"/>
+          <w:b w:val="0"/>
+          <w:i w:val="0"/>
+          <w:sz w:val="22"/>
+        </w:rPr>
+        <w:t>У Крылова. Его перевели в Москву.</w:t>
+      </w:r>
+    </w:p>
+    <w:p>
+      <w:pPr>
+        <w:spacing w:before="0" w:after="110" w:line="300" w:lineRule="auto"/>
+      </w:pPr>
+      <w:r>
+        <w:rPr>
+          <w:rFonts w:ascii="Times New Roman" w:hAnsi="Times New Roman" w:eastAsia="Malgun Gothic"/>
+          <w:b/>
+          <w:i w:val="0"/>
+          <w:sz w:val="22"/>
+        </w:rPr>
+        <w:t xml:space="preserve">Павел: </w:t>
+      </w:r>
+      <w:r>
+        <w:rPr>
+          <w:rFonts w:ascii="Times New Roman" w:hAnsi="Times New Roman" w:eastAsia="Malgun Gothic"/>
+          <w:b w:val="0"/>
+          <w:i/>
+          <w:color w:val="555555"/>
+          <w:sz w:val="22"/>
+        </w:rPr>
+        <w:t>(пауза)</w:t>
+      </w:r>
+      <w:r>
+        <w:rPr>
+          <w:rFonts w:ascii="Times New Roman" w:hAnsi="Times New Roman" w:eastAsia="Malgun Gothic"/>
+          <w:b w:val="0"/>
+          <w:i w:val="0"/>
+          <w:sz w:val="22"/>
+        </w:rPr>
+        <w:t xml:space="preserve"> У Крылова? Зачем он тебя вызывал?</w:t>
+      </w:r>
+    </w:p>
+    <w:p>
+      <w:pPr>
+        <w:spacing w:before="0" w:after="110" w:line="300" w:lineRule="auto"/>
+      </w:pPr>
+      <w:r>
+        <w:rPr>
+          <w:rFonts w:ascii="Times New Roman" w:hAnsi="Times New Roman" w:eastAsia="Malgun Gothic"/>
+          <w:b/>
+          <w:i w:val="0"/>
+          <w:sz w:val="22"/>
+        </w:rPr>
+        <w:t xml:space="preserve">Лёша: </w:t>
+      </w:r>
+      <w:r>
+        <w:rPr>
+          <w:rFonts w:ascii="Times New Roman" w:hAnsi="Times New Roman" w:eastAsia="Malgun Gothic"/>
+          <w:b w:val="0"/>
+          <w:i w:val="0"/>
+          <w:sz w:val="22"/>
+        </w:rPr>
+        <w:t xml:space="preserve">Предлагал сделку по Ольге Викторовне. Я отказался. </w:t>
+      </w:r>
+      <w:r>
+        <w:rPr>
+          <w:rFonts w:ascii="Times New Roman" w:hAnsi="Times New Roman" w:eastAsia="Malgun Gothic"/>
+          <w:b w:val="0"/>
+          <w:i/>
+          <w:color w:val="555555"/>
+          <w:sz w:val="22"/>
+        </w:rPr>
+        <w:t>(пауза)</w:t>
+      </w:r>
+      <w:r>
+        <w:rPr>
+          <w:rFonts w:ascii="Times New Roman" w:hAnsi="Times New Roman" w:eastAsia="Malgun Gothic"/>
+          <w:b w:val="0"/>
+          <w:i w:val="0"/>
+          <w:sz w:val="22"/>
+        </w:rPr>
+        <w:t xml:space="preserve"> Паш, Балагин тебе больше не звонил?</w:t>
+      </w:r>
+    </w:p>
+    <w:p>
+      <w:pPr>
+        <w:spacing w:before="0" w:after="110" w:line="300" w:lineRule="auto"/>
+      </w:pPr>
+      <w:r>
+        <w:rPr>
+          <w:rFonts w:ascii="Times New Roman" w:hAnsi="Times New Roman" w:eastAsia="Malgun Gothic"/>
+          <w:b/>
+          <w:i w:val="0"/>
+          <w:sz w:val="22"/>
+        </w:rPr>
+        <w:t xml:space="preserve">Павел: </w:t>
+      </w:r>
+      <w:r>
+        <w:rPr>
+          <w:rFonts w:ascii="Times New Roman" w:hAnsi="Times New Roman" w:eastAsia="Malgun Gothic"/>
+          <w:b w:val="0"/>
+          <w:i/>
+          <w:color w:val="555555"/>
+          <w:sz w:val="22"/>
+        </w:rPr>
+        <w:t>(слишком быстро)</w:t>
+      </w:r>
+      <w:r>
+        <w:rPr>
+          <w:rFonts w:ascii="Times New Roman" w:hAnsi="Times New Roman" w:eastAsia="Malgun Gothic"/>
+          <w:b w:val="0"/>
+          <w:i w:val="0"/>
+          <w:sz w:val="22"/>
+        </w:rPr>
+        <w:t xml:space="preserve"> Нет. А что? С чего ты вдруг?</w:t>
+      </w:r>
+    </w:p>
+    <w:p>
+      <w:pPr>
+        <w:spacing w:before="0" w:after="110" w:line="300" w:lineRule="auto"/>
+      </w:pPr>
+      <w:r>
+        <w:rPr>
+          <w:rFonts w:ascii="Times New Roman" w:hAnsi="Times New Roman" w:eastAsia="Malgun Gothic"/>
+          <w:b/>
+          <w:i w:val="0"/>
+          <w:sz w:val="22"/>
+        </w:rPr>
+        <w:t xml:space="preserve">Лёша: </w:t>
+      </w:r>
+      <w:r>
+        <w:rPr>
+          <w:rFonts w:ascii="Times New Roman" w:hAnsi="Times New Roman" w:eastAsia="Malgun Gothic"/>
+          <w:b w:val="0"/>
+          <w:i w:val="0"/>
+          <w:sz w:val="22"/>
+        </w:rPr>
+        <w:t>Да так. Крылов что-то говорил про способных юристов, у которых всегда есть выбор.</w:t>
+      </w:r>
+    </w:p>
+    <w:p>
+      <w:pPr>
+        <w:spacing w:before="0" w:after="110" w:line="300" w:lineRule="auto"/>
+      </w:pPr>
+      <w:r>
+        <w:rPr>
+          <w:rFonts w:ascii="Times New Roman" w:hAnsi="Times New Roman" w:eastAsia="Malgun Gothic"/>
+          <w:b/>
+          <w:i w:val="0"/>
+          <w:sz w:val="22"/>
+        </w:rPr>
+        <w:t xml:space="preserve">Павел: </w:t>
+      </w:r>
+      <w:r>
+        <w:rPr>
+          <w:rFonts w:ascii="Times New Roman" w:hAnsi="Times New Roman" w:eastAsia="Malgun Gothic"/>
+          <w:b w:val="0"/>
+          <w:i w:val="0"/>
+          <w:sz w:val="22"/>
+        </w:rPr>
+        <w:t>Крылов тебе и не такое наговорит. Он же специально, Лёш! Хочет, чтобы ты на своих косо смотрел!</w:t>
+      </w:r>
+    </w:p>
+    <w:p>
+      <w:pPr>
+        <w:spacing w:before="0" w:after="110" w:line="300" w:lineRule="auto"/>
+      </w:pPr>
+      <w:r>
+        <w:rPr>
+          <w:rFonts w:ascii="Times New Roman" w:hAnsi="Times New Roman" w:eastAsia="Malgun Gothic"/>
+          <w:b/>
+          <w:i w:val="0"/>
+          <w:sz w:val="22"/>
+        </w:rPr>
+        <w:t xml:space="preserve">Лёша: </w:t>
+      </w:r>
+      <w:r>
+        <w:rPr>
+          <w:rFonts w:ascii="Times New Roman" w:hAnsi="Times New Roman" w:eastAsia="Malgun Gothic"/>
+          <w:b w:val="0"/>
+          <w:i w:val="0"/>
+          <w:sz w:val="22"/>
+        </w:rPr>
+        <w:t xml:space="preserve">Наверное. </w:t>
+      </w:r>
+      <w:r>
+        <w:rPr>
+          <w:rFonts w:ascii="Times New Roman" w:hAnsi="Times New Roman" w:eastAsia="Malgun Gothic"/>
+          <w:b w:val="0"/>
+          <w:i/>
+          <w:color w:val="555555"/>
+          <w:sz w:val="22"/>
+        </w:rPr>
+        <w:t>(пауза)</w:t>
+      </w:r>
+      <w:r>
+        <w:rPr>
+          <w:rFonts w:ascii="Times New Roman" w:hAnsi="Times New Roman" w:eastAsia="Malgun Gothic"/>
+          <w:b w:val="0"/>
+          <w:i w:val="0"/>
+          <w:sz w:val="22"/>
+        </w:rPr>
+        <w:t xml:space="preserve"> Прости, что разбудил. Маше привет.</w:t>
+      </w:r>
+    </w:p>
+    <w:p>
+      <w:pPr>
+        <w:spacing w:before="0" w:after="110" w:line="300" w:lineRule="auto"/>
+      </w:pPr>
+      <w:r>
+        <w:rPr>
+          <w:rFonts w:ascii="Times New Roman" w:hAnsi="Times New Roman" w:eastAsia="Malgun Gothic"/>
+          <w:b/>
+          <w:i w:val="0"/>
+          <w:sz w:val="22"/>
+        </w:rPr>
+        <w:t xml:space="preserve">Павел: </w:t>
+      </w:r>
+      <w:r>
+        <w:rPr>
+          <w:rFonts w:ascii="Times New Roman" w:hAnsi="Times New Roman" w:eastAsia="Malgun Gothic"/>
+          <w:b w:val="0"/>
+          <w:i w:val="0"/>
+          <w:sz w:val="22"/>
+        </w:rPr>
+        <w:t>Передам. Лёш… береги себя там, ладно?</w:t>
+      </w:r>
+    </w:p>
+    <w:p>
+      <w:pPr>
+        <w:spacing w:before="0" w:after="110" w:line="300" w:lineRule="auto"/>
+      </w:pPr>
+      <w:r>
+        <w:rPr>
+          <w:rFonts w:ascii="Times New Roman" w:hAnsi="Times New Roman" w:eastAsia="Malgun Gothic"/>
+          <w:b/>
+          <w:i w:val="0"/>
+          <w:sz w:val="22"/>
+        </w:rPr>
+        <w:t xml:space="preserve">Лёша: </w:t>
+      </w:r>
+      <w:r>
+        <w:rPr>
+          <w:rFonts w:ascii="Times New Roman" w:hAnsi="Times New Roman" w:eastAsia="Malgun Gothic"/>
+          <w:b w:val="0"/>
+          <w:i w:val="0"/>
+          <w:sz w:val="22"/>
+        </w:rPr>
+        <w:t>Ты тоже, Паш.</w:t>
+      </w:r>
+    </w:p>
+    <w:p>
+      <w:pPr>
+        <w:spacing w:before="0" w:after="110" w:line="300" w:lineRule="auto"/>
+      </w:pPr>
+      <w:r>
+        <w:rPr>
+          <w:rFonts w:ascii="Times New Roman" w:hAnsi="Times New Roman" w:eastAsia="Malgun Gothic"/>
+          <w:b/>
+          <w:i w:val="0"/>
+          <w:sz w:val="22"/>
+        </w:rPr>
+        <w:t xml:space="preserve">Павел: </w:t>
+      </w:r>
+      <w:r>
+        <w:rPr>
+          <w:rFonts w:ascii="Times New Roman" w:hAnsi="Times New Roman" w:eastAsia="Malgun Gothic"/>
+          <w:b w:val="0"/>
+          <w:i/>
+          <w:color w:val="555555"/>
+          <w:sz w:val="22"/>
+        </w:rPr>
+        <w:t>(пауза)</w:t>
+      </w:r>
+      <w:r>
+        <w:rPr>
+          <w:rFonts w:ascii="Times New Roman" w:hAnsi="Times New Roman" w:eastAsia="Malgun Gothic"/>
+          <w:b w:val="0"/>
+          <w:i w:val="0"/>
+          <w:sz w:val="22"/>
+        </w:rPr>
+        <w:t xml:space="preserve"> Я-то что. Я в Новокруцке, у меня тихо.</w:t>
+      </w:r>
+    </w:p>
+    <w:p>
+      <w:pPr>
+        <w:spacing w:before="0" w:after="110" w:line="300" w:lineRule="auto"/>
+      </w:pPr>
+      <w:r>
+        <w:rPr>
+          <w:rFonts w:ascii="Times New Roman" w:hAnsi="Times New Roman" w:eastAsia="Malgun Gothic"/>
+          <w:b/>
+          <w:i w:val="0"/>
+          <w:sz w:val="22"/>
+        </w:rPr>
+        <w:t xml:space="preserve">Лёша: </w:t>
+      </w:r>
+      <w:r>
+        <w:rPr>
+          <w:rFonts w:ascii="Times New Roman" w:hAnsi="Times New Roman" w:eastAsia="Malgun Gothic"/>
+          <w:b w:val="0"/>
+          <w:i/>
+          <w:color w:val="555555"/>
+          <w:sz w:val="22"/>
+        </w:rPr>
+        <w:t>(кладёт трубку, долго смотрит на экран)</w:t>
+      </w:r>
+      <w:r>
+        <w:rPr>
+          <w:rFonts w:ascii="Times New Roman" w:hAnsi="Times New Roman" w:eastAsia="Malgun Gothic"/>
+          <w:b w:val="0"/>
+          <w:i w:val="0"/>
+          <w:sz w:val="22"/>
+        </w:rPr>
+        <w:t xml:space="preserve"> Спросил. Один раз. Прямо. </w:t>
+      </w:r>
+      <w:r>
+        <w:rPr>
+          <w:rFonts w:ascii="Times New Roman" w:hAnsi="Times New Roman" w:eastAsia="Malgun Gothic"/>
+          <w:b w:val="0"/>
+          <w:i/>
+          <w:color w:val="555555"/>
+          <w:sz w:val="22"/>
+        </w:rPr>
+        <w:t>(тихо)</w:t>
+      </w:r>
+      <w:r>
+        <w:rPr>
+          <w:rFonts w:ascii="Times New Roman" w:hAnsi="Times New Roman" w:eastAsia="Malgun Gothic"/>
+          <w:b w:val="0"/>
+          <w:i w:val="0"/>
+          <w:sz w:val="22"/>
+        </w:rPr>
+        <w:t xml:space="preserve"> Только глаз не видел.</w:t>
+      </w:r>
+    </w:p>
+    <w:p>
+      <w:pPr>
+        <w:keepNext/>
+        <w:spacing w:before="320" w:after="140"/>
+      </w:pPr>
+      <w:r>
+        <w:rPr>
+          <w:rFonts w:ascii="Times New Roman" w:hAnsi="Times New Roman" w:eastAsia="Malgun Gothic"/>
+          <w:b/>
+          <w:i w:val="0"/>
+          <w:color w:val="1F3864"/>
+          <w:sz w:val="26"/>
+        </w:rPr>
+        <w:t>핵심 문학 인용</w:t>
+      </w:r>
+    </w:p>
+    <w:p>
+      <w:pPr>
+        <w:spacing w:before="0" w:after="120"/>
+      </w:pPr>
+      <w:r>
+        <w:rPr>
+          <w:rFonts w:ascii="Times New Roman" w:hAnsi="Times New Roman" w:eastAsia="Malgun Gothic"/>
+          <w:b/>
+          <w:i w:val="0"/>
+          <w:sz w:val="22"/>
+        </w:rPr>
+        <w:t>Иван Крылов, «Волк и Ягнёнок» (мораль басни): «У сильного всегда бессильный виноват»</w:t>
+      </w:r>
+      <w:r>
+        <w:rPr>
+          <w:rFonts w:ascii="Times New Roman" w:hAnsi="Times New Roman" w:eastAsia="Malgun Gothic"/>
+          <w:b w:val="0"/>
+          <w:i w:val="0"/>
+          <w:sz w:val="22"/>
+        </w:rPr>
+        <w:t xml:space="preserve"> — 한국어 해설: 료샤가 크릴로프 장군에게 "당신의 동성(同姓) 작가"의 우화를 들이댄다. 크릴로프는 "새끼양은 늑대가 악해서가 아니라 엉뚱한 개울에 물을 마시러 와서 죽는다"고 받아쳐, 체제에 맞선 비코프와 올가의 운명을 냉소적으로 요약한다 (장면 5).</w:t>
+      </w:r>
+    </w:p>
+    <w:p>
+      <w:pPr>
+        <w:spacing w:before="0" w:after="120"/>
+      </w:pPr>
+      <w:r>
+        <w:rPr>
+          <w:rFonts w:ascii="Times New Roman" w:hAnsi="Times New Roman" w:eastAsia="Malgun Gothic"/>
+          <w:b/>
+          <w:i w:val="0"/>
+          <w:sz w:val="22"/>
+        </w:rPr>
+        <w:t>Александр Грибоедов, «Горе от ума» (слова Лизы): «Минуй нас пуще всех печалей / И барский гнев, и барская любовь»</w:t>
+      </w:r>
+      <w:r>
+        <w:rPr>
+          <w:rFonts w:ascii="Times New Roman" w:hAnsi="Times New Roman" w:eastAsia="Malgun Gothic"/>
+          <w:b w:val="0"/>
+          <w:i w:val="0"/>
+          <w:sz w:val="22"/>
+        </w:rPr>
+        <w:t xml:space="preserve"> — 한국어 해설: 거절당한 크릴로프가 떠나는 료샤에게 남기는 경고. 권력자의 '호의'(감형 제안)를 거부했으니 이제 '분노'(조직 조사, 가족 압박)를 각오하라는 뜻이며, 곧바로 8화 아버지의 해고와 9화 이탈자들로 현실이 된다 (장면 7).</w:t>
       </w:r>
     </w:p>
     <w:p>

--- a/러시아 인권변호사/2부/2부_7화_크릴로프의_제안.docx
+++ b/러시아 인권변호사/2부/2부_7화_크릴로프의_제안.docx
@@ -62,7 +62,7 @@
           <w:i w:val="0"/>
           <w:sz w:val="22"/>
         </w:rPr>
-        <w:t>6화 구속 심사로부터 열흘 뒤, 모스크바. 올가는 노보크루츠크 자택에서 가택연금 중이고 사건은 외신에까지 보도되었다. 크릴로프가 이번에는 비코프 없이 료샤를 직접 부른다. 두 사람의 첫 직접 대면이다.</w:t>
+        <w:t>6화 구속 심사로부터 열흘 뒤, 모스크바. 올가는 노보크루츠크의 등록 주소인 임차 아파트에서 가택연금 중이고 사건은 외신에까지 보도되었다. 크릴로프가 이번에는 비코프 없이 료샤를 직접 부른다. 두 사람의 첫 직접 대면이다.</w:t>
       </w:r>
     </w:p>
     <w:p>
